--- a/pr-preview/pr-635/vignettes/methodology.docx
+++ b/pr-preview/pr-635/vignettes/methodology.docx
@@ -25153,19 +25153,19 @@
         <w:pStyle w:val="BodyText"/>
       </w:pPr>
       <w:r>
-        <w:t xml:space="preserve">Simulating and estimating on that many people takes about a minute, and this</w:t>
-      </w:r>
-      <w:r>
-        <w:t xml:space="preserve"> </w:t>
-      </w:r>
-      <w:r>
-        <w:t xml:space="preserve">document renders to three formats, so the work would otherwise be repeated</w:t>
-      </w:r>
-      <w:r>
-        <w:t xml:space="preserve"> </w:t>
-      </w:r>
-      <w:r>
-        <w:t xml:space="preserve">three times per build.</w:t>
+        <w:t xml:space="preserve">Simulating and estimating on that many people is by far the most expensive</w:t>
+      </w:r>
+      <w:r>
+        <w:t xml:space="preserve"> </w:t>
+      </w:r>
+      <w:r>
+        <w:t xml:space="preserve">work in this document, and it renders to three formats, so the work would</w:t>
+      </w:r>
+      <w:r>
+        <w:t xml:space="preserve"> </w:t>
+      </w:r>
+      <w:r>
+        <w:t xml:space="preserve">otherwise be repeated three times per build.</w:t>
       </w:r>
       <w:r>
         <w:t xml:space="preserve"> </w:t>
@@ -25195,19 +25195,19 @@
         <w:t xml:space="preserve"> </w:t>
       </w:r>
       <w:r>
-        <w:t xml:space="preserve">write their results to a committed cache</w:t>
-      </w:r>
-      <w:r>
-        <w:t xml:space="preserve"> </w:t>
-      </w:r>
-      <w:r>
-        <w:t xml:space="preserve">directory keyed on their arguments, so a build reuses them and only recomputes</w:t>
-      </w:r>
-      <w:r>
-        <w:t xml:space="preserve"> </w:t>
-      </w:r>
-      <w:r>
-        <w:t xml:space="preserve">when the simulation settings actually change.</w:t>
+        <w:t xml:space="preserve">write their</w:t>
+      </w:r>
+      <w:r>
+        <w:t xml:space="preserve"> </w:t>
+      </w:r>
+      <w:r>
+        <w:t xml:space="preserve">results to a committed cache directory keyed on their arguments, so a build</w:t>
+      </w:r>
+      <w:r>
+        <w:t xml:space="preserve"> </w:t>
+      </w:r>
+      <w:r>
+        <w:t xml:space="preserve">reuses them and only recomputes when the simulation settings actually change.</w:t>
       </w:r>
     </w:p>
     <w:tbl>

--- a/pr-preview/pr-635/vignettes/methodology.docx
+++ b/pr-preview/pr-635/vignettes/methodology.docx
@@ -9121,7 +9121,7 @@
     <w:bookmarkEnd w:id="75"/>
     <w:bookmarkEnd w:id="76"/>
     <w:bookmarkEnd w:id="77"/>
-    <w:bookmarkStart w:id="113" w:name="modeling-the-seroresponse-kinetics-curve"/>
+    <w:bookmarkStart w:id="114" w:name="modeling-the-seroresponse-kinetics-curve"/>
     <w:p>
       <w:pPr>
         <w:pStyle w:val="Heading1"/>
@@ -20857,7 +20857,7 @@
       </w:r>
     </w:p>
     <w:bookmarkEnd w:id="99"/>
-    <w:bookmarkStart w:id="104" w:name="multiple-biomarkers"/>
+    <w:bookmarkStart w:id="105" w:name="multiple-biomarkers"/>
     <w:p>
       <w:pPr>
         <w:pStyle w:val="Heading2"/>
@@ -21351,13 +21351,35 @@
         <w:pStyle w:val="FirstParagraph"/>
       </w:pPr>
       <w:r>
-        <w:t xml:space="preserve">The joint log-likelihood differs from the sum of the two separate ones,</w:t>
-      </w:r>
-      <w:r>
-        <w:t xml:space="preserve"> </w:t>
-      </w:r>
-      <w:r>
-        <w:t xml:space="preserve">exactly as the shared</w:t>
+        <w:t xml:space="preserve">The two-biomarker value is</w:t>
+      </w:r>
+      <w:r>
+        <w:t xml:space="preserve"> </w:t>
+      </w:r>
+      <w:r>
+        <w:rPr>
+          <w:b/>
+          <w:bCs/>
+        </w:rPr>
+        <w:t xml:space="preserve">exactly</w:t>
+      </w:r>
+      <w:r>
+        <w:t xml:space="preserve"> </w:t>
+      </w:r>
+      <w:r>
+        <w:t xml:space="preserve">the sum of the separate ones. That is</w:t>
+      </w:r>
+      <w:r>
+        <w:t xml:space="preserve"> </w:t>
+      </w:r>
+      <w:r>
+        <w:t xml:space="preserve">worth pausing on, because the formula above says it should not be: one</w:t>
+      </w:r>
+      <w:r>
+        <w:t xml:space="preserve"> </w:t>
+      </w:r>
+      <w:r>
+        <w:t xml:space="preserve">integral over a shared</w:t>
       </w:r>
       <w:r>
         <w:t xml:space="preserve"> </w:t>
@@ -21371,7 +21393,7 @@
         <w:t xml:space="preserve"> </w:t>
       </w:r>
       <w:r>
-        <w:t xml:space="preserve">implies.</w:t>
+        <w:t xml:space="preserve">does not factor into two separate integrals.</w:t>
       </w:r>
     </w:p>
     <w:p>
@@ -21379,7 +21401,34 @@
         <w:pStyle w:val="BodyText"/>
       </w:pPr>
       <w:r>
-        <w:t xml:space="preserve">If the biomarkers were independent</w:t>
+        <w:t xml:space="preserve">What it tells us is that</w:t>
+      </w:r>
+      <w:r>
+        <w:t xml:space="preserve"> </w:t>
+      </w:r>
+      <w:r>
+        <w:rPr>
+          <w:rStyle w:val="VerbatimChar"/>
+        </w:rPr>
+        <w:t xml:space="preserve">log_likelihood()</w:t>
+      </w:r>
+      <w:r>
+        <w:t xml:space="preserve"> </w:t>
+      </w:r>
+      <w:r>
+        <w:t xml:space="preserve">currently combines biomarkers by</w:t>
+      </w:r>
+      <w:r>
+        <w:t xml:space="preserve"> </w:t>
+      </w:r>
+      <w:r>
+        <w:t xml:space="preserve">summing their individual log-likelihoods, which is the stronger assumption</w:t>
+      </w:r>
+      <w:r>
+        <w:t xml:space="preserve"> </w:t>
+      </w:r>
+      <w:r>
+        <w:t xml:space="preserve">that the biomarkers are independent</w:t>
       </w:r>
       <w:r>
         <w:t xml:space="preserve"> </w:t>
@@ -21392,19 +21441,136 @@
         <w:t xml:space="preserve">unconditionally</w:t>
       </w:r>
       <w:r>
-        <w:t xml:space="preserve">, the joint</w:t>
-      </w:r>
-      <w:r>
-        <w:t xml:space="preserve"> </w:t>
-      </w:r>
-      <w:r>
-        <w:t xml:space="preserve">log-likelihood would equal the sum. It does not, because each person’s two</w:t>
-      </w:r>
-      <w:r>
-        <w:t xml:space="preserve"> </w:t>
-      </w:r>
-      <w:r>
-        <w:t xml:space="preserve">measurements are tied together by their single latent infection time.</w:t>
+        <w:t xml:space="preserve">, each with its own</w:t>
+      </w:r>
+      <w:r>
+        <w:t xml:space="preserve"> </w:t>
+      </w:r>
+      <w:r>
+        <w:t xml:space="preserve">latent infection time.</w:t>
+      </w:r>
+      <w:r>
+        <w:t xml:space="preserve"> </w:t>
+      </w:r>
+      <w:r>
+        <w:rPr>
+          <w:rStyle w:val="VerbatimChar"/>
+        </w:rPr>
+        <w:t xml:space="preserve">est_seroincidence()</w:t>
+      </w:r>
+      <w:r>
+        <w:t xml:space="preserve"> </w:t>
+      </w:r>
+      <w:r>
+        <w:t xml:space="preserve">optimizes through the same code</w:t>
+      </w:r>
+      <w:r>
+        <w:t xml:space="preserve"> </w:t>
+      </w:r>
+      <w:r>
+        <w:t xml:space="preserve">path, so this is the estimation model rather than a quirk of this one</w:t>
+      </w:r>
+      <w:r>
+        <w:t xml:space="preserve"> </w:t>
+      </w:r>
+      <w:r>
+        <w:t xml:space="preserve">function.</w:t>
+      </w:r>
+    </w:p>
+    <w:p>
+      <w:pPr>
+        <w:pStyle w:val="BodyText"/>
+      </w:pPr>
+      <w:r>
+        <w:t xml:space="preserve">Whether the formula or the implementation should change is</w:t>
+      </w:r>
+      <w:r>
+        <w:t xml:space="preserve"> </w:t>
+      </w:r>
+      <w:hyperlink r:id="rId100">
+        <w:r>
+          <w:rPr>
+            <w:rStyle w:val="Hyperlink"/>
+          </w:rPr>
+          <w:t xml:space="preserve">an open question</w:t>
+        </w:r>
+      </w:hyperlink>
+      <w:r>
+        <w:t xml:space="preserve">.</w:t>
+      </w:r>
+      <w:r>
+        <w:t xml:space="preserve"> </w:t>
+      </w:r>
+      <w:r>
+        <w:t xml:space="preserve">Until it is settled, read a multi-biomarker standard error as assuming</w:t>
+      </w:r>
+      <w:r>
+        <w:t xml:space="preserve"> </w:t>
+      </w:r>
+      <w:r>
+        <w:t xml:space="preserve">independence across biomarkers.</w:t>
+      </w:r>
+    </w:p>
+    <w:p>
+      <w:pPr>
+        <w:pStyle w:val="BodyText"/>
+      </w:pPr>
+      <w:r>
+        <w:rPr>
+          <w:rStyle w:val="VerbatimChar"/>
+        </w:rPr>
+        <w:t xml:space="preserve">R/log_likelihood.R</w:t>
+      </w:r>
+      <w:r>
+        <w:t xml:space="preserve"> </w:t>
+      </w:r>
+      <w:r>
+        <w:t xml:space="preserve">loops over</w:t>
+      </w:r>
+      <w:r>
+        <w:t xml:space="preserve"> </w:t>
+      </w:r>
+      <w:r>
+        <w:rPr>
+          <w:rStyle w:val="VerbatimChar"/>
+        </w:rPr>
+        <w:t xml:space="preserve">antigen_isos</w:t>
+      </w:r>
+      <w:r>
+        <w:t xml:space="preserve">, calls</w:t>
+      </w:r>
+      <w:r>
+        <w:t xml:space="preserve"> </w:t>
+      </w:r>
+      <w:r>
+        <w:rPr>
+          <w:rStyle w:val="VerbatimChar"/>
+        </w:rPr>
+        <w:t xml:space="preserve">f_dev()</w:t>
+      </w:r>
+      <w:r>
+        <w:t xml:space="preserve"> </w:t>
+      </w:r>
+      <w:r>
+        <w:t xml:space="preserve">once per</w:t>
+      </w:r>
+      <w:r>
+        <w:t xml:space="preserve"> </w:t>
+      </w:r>
+      <w:r>
+        <w:t xml:space="preserve">biomarker, and adds the results, with a source comment naming the</w:t>
+      </w:r>
+      <w:r>
+        <w:t xml:space="preserve"> </w:t>
+      </w:r>
+      <w:r>
+        <w:t xml:space="preserve">independence assumption. Summing log-likelihoods is the log of the product of</w:t>
+      </w:r>
+      <w:r>
+        <w:t xml:space="preserve"> </w:t>
+      </w:r>
+      <w:r>
+        <w:t xml:space="preserve">the marginals.</w:t>
       </w:r>
     </w:p>
     <w:p>
@@ -21426,13 +21592,40 @@
         <w:t xml:space="preserve"> </w:t>
       </w:r>
       <w:r>
-        <w:t xml:space="preserve">below describes work in progress to relax the</w:t>
-      </w:r>
-      <w:r>
-        <w:t xml:space="preserve"> </w:t>
-      </w:r>
-      <w:r>
-        <w:t xml:space="preserve">conditional-independence assumption itself.)</w:t>
+        <w:t xml:space="preserve">describes work in progress to relax conditional</w:t>
+      </w:r>
+      <w:r>
+        <w:t xml:space="preserve"> </w:t>
+      </w:r>
+      <w:r>
+        <w:t xml:space="preserve">independence</w:t>
+      </w:r>
+      <w:r>
+        <w:t xml:space="preserve"> </w:t>
+      </w:r>
+      <w:r>
+        <w:rPr>
+          <w:i/>
+          <w:iCs/>
+        </w:rPr>
+        <w:t xml:space="preserve">given</w:t>
+      </w:r>
+      <w:r>
+        <w:t xml:space="preserve"> </w:t>
+      </w:r>
+      <m:oMath>
+        <m:r>
+          <m:t>t</m:t>
+        </m:r>
+      </m:oMath>
+      <w:r>
+        <w:t xml:space="preserve">; the question above is whether the current code</w:t>
+      </w:r>
+      <w:r>
+        <w:t xml:space="preserve"> </w:t>
+      </w:r>
+      <w:r>
+        <w:t xml:space="preserve">implements even that much.)</w:t>
       </w:r>
     </w:p>
     <w:p>
@@ -21479,7 +21672,7 @@
       <w:tr>
         <w:tc>
           <w:tcPr/>
-          <w:bookmarkStart w:id="103" w:name="fig-loglik"/>
+          <w:bookmarkStart w:id="104" w:name="fig-loglik"/>
           <w:p>
             <w:pPr>
               <w:pStyle w:val="Compact"/>
@@ -21490,18 +21683,18 @@
                 <wp:inline>
                   <wp:extent cx="4620126" cy="3696101"/>
                   <wp:effectExtent b="0" l="0" r="0" t="0"/>
-                  <wp:docPr descr="" title="" id="101" name="Picture"/>
+                  <wp:docPr descr="" title="" id="102" name="Picture"/>
                   <a:graphic>
                     <a:graphicData uri="http://schemas.openxmlformats.org/drawingml/2006/picture">
                       <pic:pic>
                         <pic:nvPicPr>
-                          <pic:cNvPr descr="methodology_files/figure-docx/fig-loglik-1.png" id="102" name="Picture"/>
+                          <pic:cNvPr descr="methodology_files/figure-docx/fig-loglik-1.png" id="103" name="Picture"/>
                           <pic:cNvPicPr>
                             <a:picLocks noChangeArrowheads="1" noChangeAspect="1"/>
                           </pic:cNvPicPr>
                         </pic:nvPicPr>
                         <pic:blipFill>
-                          <a:blip r:embed="rId100"/>
+                          <a:blip r:embed="rId101"/>
                           <a:stretch>
                             <a:fillRect/>
                           </a:stretch>
@@ -21541,12 +21734,12 @@
               <w:t xml:space="preserve">Figure 6: Log-likelihood curves for HlyE IgA alone, HlyE IgG alone, and both biomarkers combined.</w:t>
             </w:r>
           </w:p>
-          <w:bookmarkEnd w:id="103"/>
+          <w:bookmarkEnd w:id="104"/>
         </w:tc>
       </w:tr>
     </w:tbl>
-    <w:bookmarkEnd w:id="104"/>
-    <w:bookmarkStart w:id="108" w:name="X2f1a22e0e8bfbbb3bd4a9b4c70c58b4086e4038"/>
+    <w:bookmarkEnd w:id="105"/>
+    <w:bookmarkStart w:id="109" w:name="X2f1a22e0e8bfbbb3bd4a9b4c70c58b4086e4038"/>
     <w:p>
       <w:pPr>
         <w:pStyle w:val="Heading2"/>
@@ -21649,18 +21842,18 @@
           <wp:inline>
             <wp:extent cx="5334000" cy="5776895"/>
             <wp:effectExtent b="0" l="0" r="0" t="0"/>
-            <wp:docPr descr="Decay curves (A), peak antibody levels (B), and decay rates (C) for HlyE and LPS (IgG/IgA), by country (Bangladesh, Pakistan, Nepal, Ghana). SEES study." title="" id="106" name="Picture"/>
+            <wp:docPr descr="Decay curves (A), peak antibody levels (B), and decay rates (C) for HlyE and LPS (IgG/IgA), by country (Bangladesh, Pakistan, Nepal, Ghana). SEES study." title="" id="107" name="Picture"/>
             <a:graphic>
               <a:graphicData uri="http://schemas.openxmlformats.org/drawingml/2006/picture">
                 <pic:pic>
                   <pic:nvPicPr>
-                    <pic:cNvPr descr="../man/figures/kinetics-variation-1.png" id="107" name="Picture"/>
+                    <pic:cNvPr descr="../man/figures/kinetics-variation-1.png" id="108" name="Picture"/>
                     <pic:cNvPicPr>
                       <a:picLocks noChangeArrowheads="1" noChangeAspect="1"/>
                     </pic:cNvPicPr>
                   </pic:nvPicPr>
                   <pic:blipFill>
-                    <a:blip r:embed="rId105"/>
+                    <a:blip r:embed="rId106"/>
                     <a:stretch>
                       <a:fillRect/>
                     </a:stretch>
@@ -21695,8 +21888,8 @@
         <w:t xml:space="preserve">Decay curves (A), peak antibody levels (B), and decay rates (C) for HlyE and LPS (IgG/IgA), by country (Bangladesh, Pakistan, Nepal, Ghana). SEES study.</w:t>
       </w:r>
     </w:p>
-    <w:bookmarkEnd w:id="108"/>
-    <w:bookmarkStart w:id="112" w:name="Xe0d498a7f1d34353def60f09705ade4ab365d1e"/>
+    <w:bookmarkEnd w:id="109"/>
+    <w:bookmarkStart w:id="113" w:name="Xe0d498a7f1d34353def60f09705ade4ab365d1e"/>
     <w:p>
       <w:pPr>
         <w:pStyle w:val="Heading2"/>
@@ -21714,18 +21907,18 @@
           <wp:inline>
             <wp:extent cx="5334000" cy="4364181"/>
             <wp:effectExtent b="0" l="0" r="0" t="0"/>
-            <wp:docPr descr="Decay curves by age stratum (&lt;5, 5–15, 16+) and serotype (Typhi vs Paratyphi A), for HlyE and LPS (IgG/IgA). SEES study." title="" id="110" name="Picture"/>
+            <wp:docPr descr="Decay curves by age stratum (&lt;5, 5–15, 16+) and serotype (Typhi vs Paratyphi A), for HlyE and LPS (IgG/IgA). SEES study." title="" id="111" name="Picture"/>
             <a:graphic>
               <a:graphicData uri="http://schemas.openxmlformats.org/drawingml/2006/picture">
                 <pic:pic>
                   <pic:nvPicPr>
-                    <pic:cNvPr descr="../man/figures/kinetics-variation-2.png" id="111" name="Picture"/>
+                    <pic:cNvPr descr="../man/figures/kinetics-variation-2.png" id="112" name="Picture"/>
                     <pic:cNvPicPr>
                       <a:picLocks noChangeArrowheads="1" noChangeAspect="1"/>
                     </pic:cNvPicPr>
                   </pic:nvPicPr>
                   <pic:blipFill>
-                    <a:blip r:embed="rId109"/>
+                    <a:blip r:embed="rId110"/>
                     <a:stretch>
                       <a:fillRect/>
                     </a:stretch>
@@ -21809,9 +22002,9 @@
         <w:t xml:space="preserve">is on the roadmap.</w:t>
       </w:r>
     </w:p>
-    <w:bookmarkEnd w:id="112"/>
     <w:bookmarkEnd w:id="113"/>
-    <w:bookmarkStart w:id="125" w:name="estimating-the-curves-with-serodynamics"/>
+    <w:bookmarkEnd w:id="114"/>
+    <w:bookmarkStart w:id="126" w:name="estimating-the-curves-with-serodynamics"/>
     <w:p>
       <w:pPr>
         <w:pStyle w:val="Heading1"/>
@@ -21829,7 +22022,7 @@
         <w:t xml:space="preserve">serodynamics</w:t>
       </w:r>
     </w:p>
-    <w:bookmarkStart w:id="114" w:name="where-do-the-curve-parameters-come-from"/>
+    <w:bookmarkStart w:id="115" w:name="where-do-the-curve-parameters-come-from"/>
     <w:p>
       <w:pPr>
         <w:pStyle w:val="Heading2"/>
@@ -22029,8 +22222,8 @@
         <w:t xml:space="preserve">)</w:t>
       </w:r>
     </w:p>
-    <w:bookmarkEnd w:id="114"/>
-    <w:bookmarkStart w:id="116" w:name="the-serodynamics-package"/>
+    <w:bookmarkEnd w:id="115"/>
+    <w:bookmarkStart w:id="117" w:name="the-serodynamics-package"/>
     <w:p>
       <w:pPr>
         <w:pStyle w:val="Heading2"/>
@@ -22058,7 +22251,7 @@
       <w:pPr>
         <w:pStyle w:val="FirstParagraph"/>
       </w:pPr>
-      <w:hyperlink r:id="rId115">
+      <w:hyperlink r:id="rId116">
         <w:r>
           <w:rPr>
             <w:rStyle w:val="VerbatimChar"/>
@@ -22161,8 +22354,8 @@
         <w:t xml:space="preserve">packages that into a single reusable, validated workflow.</w:t>
       </w:r>
     </w:p>
-    <w:bookmarkEnd w:id="116"/>
-    <w:bookmarkStart w:id="117" w:name="a-typical-serodynamics-workflow"/>
+    <w:bookmarkEnd w:id="117"/>
+    <w:bookmarkStart w:id="118" w:name="a-typical-serodynamics-workflow"/>
     <w:p>
       <w:pPr>
         <w:pStyle w:val="Heading2"/>
@@ -22224,8 +22417,8 @@
         <w:t xml:space="preserve">) for experimentation.</w:t>
       </w:r>
     </w:p>
-    <w:bookmarkEnd w:id="117"/>
-    <w:bookmarkStart w:id="121" w:name="what-a-fitted-model-looks-like"/>
+    <w:bookmarkEnd w:id="118"/>
+    <w:bookmarkStart w:id="122" w:name="what-a-fitted-model-looks-like"/>
     <w:p>
       <w:pPr>
         <w:pStyle w:val="Heading2"/>
@@ -22299,18 +22492,18 @@
           <wp:inline>
             <wp:extent cx="5334000" cy="3000375"/>
             <wp:effectExtent b="0" l="0" r="0" t="0"/>
-            <wp:docPr descr="Posterior densities of the five kinetic parameters from the cached nepal_sees_jags_output fit (HlyE IgG, Typhi), by MCMC chain." title="" id="119" name="Picture"/>
+            <wp:docPr descr="Posterior densities of the five kinetic parameters from the cached nepal_sees_jags_output fit (HlyE IgG, Typhi), by MCMC chain." title="" id="120" name="Picture"/>
             <a:graphic>
               <a:graphicData uri="http://schemas.openxmlformats.org/drawingml/2006/picture">
                 <pic:pic>
                   <pic:nvPicPr>
-                    <pic:cNvPr descr="../man/figures/serodynamics-cached-fit.png" id="120" name="Picture"/>
+                    <pic:cNvPr descr="../man/figures/serodynamics-cached-fit.png" id="121" name="Picture"/>
                     <pic:cNvPicPr>
                       <a:picLocks noChangeArrowheads="1" noChangeAspect="1"/>
                     </pic:cNvPicPr>
                   </pic:nvPicPr>
                   <pic:blipFill>
-                    <a:blip r:embed="rId118"/>
+                    <a:blip r:embed="rId119"/>
                     <a:stretch>
                       <a:fillRect/>
                     </a:stretch>
@@ -22373,8 +22566,8 @@
         <w:t xml:space="preserve">), by MCMC chain.</w:t>
       </w:r>
     </w:p>
-    <w:bookmarkEnd w:id="121"/>
-    <w:bookmarkStart w:id="122" w:name="two-packages-one-pipeline"/>
+    <w:bookmarkEnd w:id="122"/>
+    <w:bookmarkStart w:id="123" w:name="two-packages-one-pipeline"/>
     <w:p>
       <w:pPr>
         <w:pStyle w:val="Heading2"/>
@@ -22574,8 +22767,8 @@
         <w:t xml:space="preserve">.</w:t>
       </w:r>
     </w:p>
-    <w:bookmarkEnd w:id="122"/>
-    <w:bookmarkStart w:id="123" w:name="Xa625c662368e6f2938faae2901140a37208e45f"/>
+    <w:bookmarkEnd w:id="123"/>
+    <w:bookmarkStart w:id="124" w:name="Xa625c662368e6f2938faae2901140a37208e45f"/>
     <w:p>
       <w:pPr>
         <w:pStyle w:val="Heading2"/>
@@ -23333,8 +23526,8 @@
         <w:t xml:space="preserve">the curve-parameter object.</w:t>
       </w:r>
     </w:p>
-    <w:bookmarkEnd w:id="123"/>
-    <w:bookmarkStart w:id="124" w:name="random-effects-and-variance-over-time"/>
+    <w:bookmarkEnd w:id="124"/>
+    <w:bookmarkStart w:id="125" w:name="random-effects-and-variance-over-time"/>
     <w:p>
       <w:pPr>
         <w:pStyle w:val="Heading2"/>
@@ -24145,9 +24338,9 @@
         <w:t xml:space="preserve">width is an explicit function of time since infection.</w:t>
       </w:r>
     </w:p>
-    <w:bookmarkEnd w:id="124"/>
     <w:bookmarkEnd w:id="125"/>
-    <w:bookmarkStart w:id="146" w:name="using-serocalculator"/>
+    <w:bookmarkEnd w:id="126"/>
+    <w:bookmarkStart w:id="147" w:name="using-serocalculator"/>
     <w:p>
       <w:pPr>
         <w:pStyle w:val="Heading1"/>
@@ -24165,7 +24358,7 @@
         <w:t xml:space="preserve">serocalculator</w:t>
       </w:r>
     </w:p>
-    <w:bookmarkStart w:id="127" w:name="an-open-source-r-package"/>
+    <w:bookmarkStart w:id="128" w:name="an-open-source-r-package"/>
     <w:p>
       <w:pPr>
         <w:pStyle w:val="Heading2"/>
@@ -24184,7 +24377,7 @@
       <w:r>
         <w:t xml:space="preserve"> </w:t>
       </w:r>
-      <w:hyperlink r:id="rId126">
+      <w:hyperlink r:id="rId127">
         <w:r>
           <w:rPr>
             <w:rStyle w:val="VerbatimChar"/>
@@ -24252,8 +24445,8 @@
         <w:t xml:space="preserve">many simulated populations at once.</w:t>
       </w:r>
     </w:p>
-    <w:bookmarkEnd w:id="127"/>
-    <w:bookmarkStart w:id="128" w:name="simulating-a-cross-sectional-survey"/>
+    <w:bookmarkEnd w:id="128"/>
+    <w:bookmarkStart w:id="129" w:name="simulating-a-cross-sectional-survey"/>
     <w:p>
       <w:pPr>
         <w:pStyle w:val="Heading2"/>
@@ -24513,8 +24706,8 @@
         <w:t xml:space="preserve">useful for diagnostics.</w:t>
       </w:r>
     </w:p>
-    <w:bookmarkEnd w:id="128"/>
-    <w:bookmarkStart w:id="129" w:name="noise-parameters"/>
+    <w:bookmarkEnd w:id="129"/>
+    <w:bookmarkStart w:id="130" w:name="noise-parameters"/>
     <w:p>
       <w:pPr>
         <w:pStyle w:val="Heading2"/>
@@ -24551,8 +24744,8 @@
         <w:t xml:space="preserve">declared directly, consistent with the noise used to generate the data above:</w:t>
       </w:r>
     </w:p>
-    <w:bookmarkEnd w:id="129"/>
-    <w:bookmarkStart w:id="134" w:name="the-simulated-antibody-distribution"/>
+    <w:bookmarkEnd w:id="130"/>
+    <w:bookmarkStart w:id="135" w:name="the-simulated-antibody-distribution"/>
     <w:p>
       <w:pPr>
         <w:pStyle w:val="Heading2"/>
@@ -24574,7 +24767,7 @@
       <w:tr>
         <w:tc>
           <w:tcPr/>
-          <w:bookmarkStart w:id="133" w:name="fig-sim-distribution"/>
+          <w:bookmarkStart w:id="134" w:name="fig-sim-distribution"/>
           <w:p>
             <w:pPr>
               <w:pStyle w:val="Compact"/>
@@ -24585,18 +24778,18 @@
                 <wp:inline>
                   <wp:extent cx="4620126" cy="3696101"/>
                   <wp:effectExtent b="0" l="0" r="0" t="0"/>
-                  <wp:docPr descr="" title="" id="131" name="Picture"/>
+                  <wp:docPr descr="" title="" id="132" name="Picture"/>
                   <a:graphic>
                     <a:graphicData uri="http://schemas.openxmlformats.org/drawingml/2006/picture">
                       <pic:pic>
                         <pic:nvPicPr>
-                          <pic:cNvPr descr="methodology_files/figure-docx/fig-sim-distribution-1.png" id="132" name="Picture"/>
+                          <pic:cNvPr descr="methodology_files/figure-docx/fig-sim-distribution-1.png" id="133" name="Picture"/>
                           <pic:cNvPicPr>
                             <a:picLocks noChangeArrowheads="1" noChangeAspect="1"/>
                           </pic:cNvPicPr>
                         </pic:nvPicPr>
                         <pic:blipFill>
-                          <a:blip r:embed="rId130"/>
+                          <a:blip r:embed="rId131"/>
                           <a:stretch>
                             <a:fillRect/>
                           </a:stretch>
@@ -24636,12 +24829,12 @@
               <w:t xml:space="preserve">Figure 7: Distribution of simulated antibody responses, by antigen-isotype.</w:t>
             </w:r>
           </w:p>
-          <w:bookmarkEnd w:id="133"/>
+          <w:bookmarkEnd w:id="134"/>
         </w:tc>
       </w:tr>
     </w:tbl>
-    <w:bookmarkEnd w:id="134"/>
-    <w:bookmarkStart w:id="139" w:name="X8cfd16bb684e4ad6c62f9f78cbc8ef954016035"/>
+    <w:bookmarkEnd w:id="135"/>
+    <w:bookmarkStart w:id="140" w:name="X8cfd16bb684e4ad6c62f9f78cbc8ef954016035"/>
     <w:p>
       <w:pPr>
         <w:pStyle w:val="Heading2"/>
@@ -24806,7 +24999,7 @@
       <w:tr>
         <w:tc>
           <w:tcPr/>
-          <w:bookmarkStart w:id="138" w:name="fig-est-single-loglik"/>
+          <w:bookmarkStart w:id="139" w:name="fig-est-single-loglik"/>
           <w:p>
             <w:pPr>
               <w:pStyle w:val="Compact"/>
@@ -24817,18 +25010,18 @@
                 <wp:inline>
                   <wp:extent cx="4620126" cy="3696101"/>
                   <wp:effectExtent b="0" l="0" r="0" t="0"/>
-                  <wp:docPr descr="" title="" id="136" name="Picture"/>
+                  <wp:docPr descr="" title="" id="137" name="Picture"/>
                   <a:graphic>
                     <a:graphicData uri="http://schemas.openxmlformats.org/drawingml/2006/picture">
                       <pic:pic>
                         <pic:nvPicPr>
-                          <pic:cNvPr descr="methodology_files/figure-docx/fig-est-single-loglik-1.png" id="137" name="Picture"/>
+                          <pic:cNvPr descr="methodology_files/figure-docx/fig-est-single-loglik-1.png" id="138" name="Picture"/>
                           <pic:cNvPicPr>
                             <a:picLocks noChangeArrowheads="1" noChangeAspect="1"/>
                           </pic:cNvPicPr>
                         </pic:nvPicPr>
                         <pic:blipFill>
-                          <a:blip r:embed="rId135"/>
+                          <a:blip r:embed="rId136"/>
                           <a:stretch>
                             <a:fillRect/>
                           </a:stretch>
@@ -24868,12 +25061,12 @@
               <w:t xml:space="preserve">Figure 8: Log-likelihood curve for the simulated survey, on a log x-axis.</w:t>
             </w:r>
           </w:p>
-          <w:bookmarkEnd w:id="138"/>
+          <w:bookmarkEnd w:id="139"/>
         </w:tc>
       </w:tr>
     </w:tbl>
-    <w:bookmarkEnd w:id="139"/>
-    <w:bookmarkStart w:id="140" w:name="estimating-seroincidence-in-real-data"/>
+    <w:bookmarkEnd w:id="140"/>
+    <w:bookmarkStart w:id="141" w:name="estimating-seroincidence-in-real-data"/>
     <w:p>
       <w:pPr>
         <w:pStyle w:val="Heading2"/>
@@ -24988,8 +25181,8 @@
         <w:t xml:space="preserve">and lets each stratum use the seroresponse parameters appropriate to it.</w:t>
       </w:r>
     </w:p>
-    <w:bookmarkEnd w:id="140"/>
-    <w:bookmarkStart w:id="145" w:name="interactive-shiny-app"/>
+    <w:bookmarkEnd w:id="141"/>
+    <w:bookmarkStart w:id="146" w:name="interactive-shiny-app"/>
     <w:p>
       <w:pPr>
         <w:pStyle w:val="Heading2"/>
@@ -25008,7 +25201,7 @@
       <w:r>
         <w:t xml:space="preserve"> </w:t>
       </w:r>
-      <w:hyperlink r:id="rId141">
+      <w:hyperlink r:id="rId142">
         <w:r>
           <w:rPr>
             <w:rStyle w:val="Hyperlink"/>
@@ -25029,18 +25222,18 @@
           <wp:inline>
             <wp:extent cx="5334000" cy="2611995"/>
             <wp:effectExtent b="0" l="0" r="0" t="0"/>
-            <wp:docPr descr="The serocalculator Shiny app." title="" id="143" name="Picture"/>
+            <wp:docPr descr="The serocalculator Shiny app." title="" id="144" name="Picture"/>
             <a:graphic>
               <a:graphicData uri="http://schemas.openxmlformats.org/drawingml/2006/picture">
                 <pic:pic>
                   <pic:nvPicPr>
-                    <pic:cNvPr descr="../man/figures/shiny-serocalculator.png" id="144" name="Picture"/>
+                    <pic:cNvPr descr="../man/figures/shiny-serocalculator.png" id="145" name="Picture"/>
                     <pic:cNvPicPr>
                       <a:picLocks noChangeArrowheads="1" noChangeAspect="1"/>
                     </pic:cNvPicPr>
                   </pic:nvPicPr>
                   <pic:blipFill>
-                    <a:blip r:embed="rId142"/>
+                    <a:blip r:embed="rId143"/>
                     <a:stretch>
                       <a:fillRect/>
                     </a:stretch>
@@ -25075,9 +25268,9 @@
         <w:t xml:space="preserve">The serocalculator Shiny app.</w:t>
       </w:r>
     </w:p>
-    <w:bookmarkEnd w:id="145"/>
     <w:bookmarkEnd w:id="146"/>
-    <w:bookmarkStart w:id="179" w:name="sec-validation"/>
+    <w:bookmarkEnd w:id="147"/>
+    <w:bookmarkStart w:id="180" w:name="sec-validation"/>
     <w:p>
       <w:pPr>
         <w:pStyle w:val="Heading1"/>
@@ -25086,7 +25279,7 @@
         <w:t xml:space="preserve">8. Validation: recovering known incidence rates</w:t>
       </w:r>
     </w:p>
-    <w:bookmarkStart w:id="151" w:name="simulating-clusters-with-known-incidence"/>
+    <w:bookmarkStart w:id="152" w:name="simulating-clusters-with-known-incidence"/>
     <w:p>
       <w:pPr>
         <w:pStyle w:val="Heading2"/>
@@ -25223,7 +25416,7 @@
       <w:tr>
         <w:tc>
           <w:tcPr/>
-          <w:bookmarkStart w:id="150" w:name="fig-sim-multi-distribution"/>
+          <w:bookmarkStart w:id="151" w:name="fig-sim-multi-distribution"/>
           <w:p>
             <w:pPr>
               <w:pStyle w:val="Compact"/>
@@ -25234,18 +25427,18 @@
                 <wp:inline>
                   <wp:extent cx="4620126" cy="4620126"/>
                   <wp:effectExtent b="0" l="0" r="0" t="0"/>
-                  <wp:docPr descr="" title="" id="148" name="Picture"/>
+                  <wp:docPr descr="" title="" id="149" name="Picture"/>
                   <a:graphic>
                     <a:graphicData uri="http://schemas.openxmlformats.org/drawingml/2006/picture">
                       <pic:pic>
                         <pic:nvPicPr>
-                          <pic:cNvPr descr="methodology_files/figure-docx/fig-sim-multi-distribution-1.png" id="149" name="Picture"/>
+                          <pic:cNvPr descr="methodology_files/figure-docx/fig-sim-multi-distribution-1.png" id="150" name="Picture"/>
                           <pic:cNvPicPr>
                             <a:picLocks noChangeArrowheads="1" noChangeAspect="1"/>
                           </pic:cNvPicPr>
                         </pic:nvPicPr>
                         <pic:blipFill>
-                          <a:blip r:embed="rId147"/>
+                          <a:blip r:embed="rId148"/>
                           <a:stretch>
                             <a:fillRect/>
                           </a:stretch>
@@ -25285,12 +25478,12 @@
               <w:t xml:space="preserve">Figure 9: Simulated antibody responses by cluster, faceted by antigen-isotype and by the true incidence rate used to generate each cluster.</w:t>
             </w:r>
           </w:p>
-          <w:bookmarkEnd w:id="150"/>
+          <w:bookmarkEnd w:id="151"/>
         </w:tc>
       </w:tr>
     </w:tbl>
-    <w:bookmarkEnd w:id="151"/>
-    <w:bookmarkStart w:id="153" w:name="estimating-incidence-in-each-cluster"/>
+    <w:bookmarkEnd w:id="152"/>
+    <w:bookmarkStart w:id="154" w:name="estimating-incidence-in-each-cluster"/>
     <w:p>
       <w:pPr>
         <w:pStyle w:val="Heading2"/>
@@ -25350,7 +25543,7 @@
       <w:tr>
         <w:tc>
           <w:tcPr/>
-          <w:bookmarkStart w:id="152" w:name="tbl-ests-summary"/>
+          <w:bookmarkStart w:id="153" w:name="tbl-ests-summary"/>
           <w:p>
             <w:pPr>
               <w:jc w:val="center"/>
@@ -25559,7 +25752,7 @@
               <w:t xml:space="preserve">#   nlm.convergence.code &lt;ord&gt;</w:t>
             </w:r>
           </w:p>
-          <w:bookmarkEnd w:id="152"/>
+          <w:bookmarkEnd w:id="153"/>
         </w:tc>
       </w:tr>
     </w:tbl>
@@ -25577,8 +25770,8 @@
         <w:t xml:space="preserve">since converting the widget to a static image would need a headless browser.</w:t>
       </w:r>
     </w:p>
-    <w:bookmarkEnd w:id="153"/>
-    <w:bookmarkStart w:id="158" w:name="inspecting-individual-clusters"/>
+    <w:bookmarkEnd w:id="154"/>
+    <w:bookmarkStart w:id="159" w:name="inspecting-individual-clusters"/>
     <w:p>
       <w:pPr>
         <w:pStyle w:val="Heading2"/>
@@ -25654,7 +25847,7 @@
       <w:tr>
         <w:tc>
           <w:tcPr/>
-          <w:bookmarkStart w:id="157" w:name="fig-cluster-logliks"/>
+          <w:bookmarkStart w:id="158" w:name="fig-cluster-logliks"/>
           <w:p>
             <w:pPr>
               <w:pStyle w:val="Compact"/>
@@ -25665,18 +25858,18 @@
                 <wp:inline>
                   <wp:extent cx="4620126" cy="6468176"/>
                   <wp:effectExtent b="0" l="0" r="0" t="0"/>
-                  <wp:docPr descr="" title="" id="155" name="Picture"/>
+                  <wp:docPr descr="" title="" id="156" name="Picture"/>
                   <a:graphic>
                     <a:graphicData uri="http://schemas.openxmlformats.org/drawingml/2006/picture">
                       <pic:pic>
                         <pic:nvPicPr>
-                          <pic:cNvPr descr="methodology_files/figure-docx/fig-cluster-logliks-1.png" id="156" name="Picture"/>
+                          <pic:cNvPr descr="methodology_files/figure-docx/fig-cluster-logliks-1.png" id="157" name="Picture"/>
                           <pic:cNvPicPr>
                             <a:picLocks noChangeArrowheads="1" noChangeAspect="1"/>
                           </pic:cNvPicPr>
                         </pic:nvPicPr>
                         <pic:blipFill>
-                          <a:blip r:embed="rId154"/>
+                          <a:blip r:embed="rId155"/>
                           <a:stretch>
                             <a:fillRect/>
                           </a:stretch>
@@ -25716,12 +25909,12 @@
               <w:t xml:space="preserve">Figure 10: Log-likelihood curves for the first five simulated clusters.</w:t>
             </w:r>
           </w:p>
-          <w:bookmarkEnd w:id="157"/>
+          <w:bookmarkEnd w:id="158"/>
         </w:tc>
       </w:tr>
     </w:tbl>
-    <w:bookmarkEnd w:id="158"/>
-    <w:bookmarkStart w:id="164" w:name="checking-nlm-convergence"/>
+    <w:bookmarkEnd w:id="159"/>
+    <w:bookmarkStart w:id="165" w:name="checking-nlm-convergence"/>
     <w:p>
       <w:pPr>
         <w:pStyle w:val="Heading2"/>
@@ -25920,7 +26113,7 @@
       <w:r>
         <w:t xml:space="preserve">(</w:t>
       </w:r>
-      <w:hyperlink r:id="rId159">
+      <w:hyperlink r:id="rId160">
         <w:r>
           <w:rPr>
             <w:rStyle w:val="Hyperlink"/>
@@ -26993,7 +27186,7 @@
       <w:tr>
         <w:tc>
           <w:tcPr/>
-          <w:bookmarkStart w:id="163" w:name="fig-problem-strata"/>
+          <w:bookmarkStart w:id="164" w:name="fig-problem-strata"/>
           <w:p>
             <w:pPr>
               <w:pStyle w:val="Compact"/>
@@ -27004,18 +27197,18 @@
                 <wp:inline>
                   <wp:extent cx="4620126" cy="6468176"/>
                   <wp:effectExtent b="0" l="0" r="0" t="0"/>
-                  <wp:docPr descr="" title="" id="161" name="Picture"/>
+                  <wp:docPr descr="" title="" id="162" name="Picture"/>
                   <a:graphic>
                     <a:graphicData uri="http://schemas.openxmlformats.org/drawingml/2006/picture">
                       <pic:pic>
                         <pic:nvPicPr>
-                          <pic:cNvPr descr="methodology_files/figure-docx/fig-problem-strata-1.png" id="162" name="Picture"/>
+                          <pic:cNvPr descr="methodology_files/figure-docx/fig-problem-strata-1.png" id="163" name="Picture"/>
                           <pic:cNvPicPr>
                             <a:picLocks noChangeArrowheads="1" noChangeAspect="1"/>
                           </pic:cNvPicPr>
                         </pic:nvPicPr>
                         <pic:blipFill>
-                          <a:blip r:embed="rId160"/>
+                          <a:blip r:embed="rId161"/>
                           <a:stretch>
                             <a:fillRect/>
                           </a:stretch>
@@ -27055,12 +27248,12 @@
               <w:t xml:space="preserve">Figure 11: Log-likelihood curves for any clusters whose optimizer reported a possible convergence problem.</w:t>
             </w:r>
           </w:p>
-          <w:bookmarkEnd w:id="163"/>
+          <w:bookmarkEnd w:id="164"/>
         </w:tc>
       </w:tr>
     </w:tbl>
-    <w:bookmarkEnd w:id="164"/>
-    <w:bookmarkStart w:id="173" w:name="estimates-recover-the-simulated-rates"/>
+    <w:bookmarkEnd w:id="165"/>
+    <w:bookmarkStart w:id="174" w:name="estimates-recover-the-simulated-rates"/>
     <w:p>
       <w:pPr>
         <w:pStyle w:val="Heading2"/>
@@ -27082,7 +27275,7 @@
       <w:tr>
         <w:tc>
           <w:tcPr/>
-          <w:bookmarkStart w:id="168" w:name="fig-sim-recovery"/>
+          <w:bookmarkStart w:id="169" w:name="fig-sim-recovery"/>
           <w:p>
             <w:pPr>
               <w:pStyle w:val="Compact"/>
@@ -27093,18 +27286,18 @@
                 <wp:inline>
                   <wp:extent cx="4620126" cy="3696101"/>
                   <wp:effectExtent b="0" l="0" r="0" t="0"/>
-                  <wp:docPr descr="" title="" id="166" name="Picture"/>
+                  <wp:docPr descr="" title="" id="167" name="Picture"/>
                   <a:graphic>
                     <a:graphicData uri="http://schemas.openxmlformats.org/drawingml/2006/picture">
                       <pic:pic>
                         <pic:nvPicPr>
-                          <pic:cNvPr descr="methodology_files/figure-docx/fig-sim-recovery-1.png" id="167" name="Picture"/>
+                          <pic:cNvPr descr="methodology_files/figure-docx/fig-sim-recovery-1.png" id="168" name="Picture"/>
                           <pic:cNvPicPr>
                             <a:picLocks noChangeArrowheads="1" noChangeAspect="1"/>
                           </pic:cNvPicPr>
                         </pic:nvPicPr>
                         <pic:blipFill>
-                          <a:blip r:embed="rId165"/>
+                          <a:blip r:embed="rId166"/>
                           <a:stretch>
                             <a:fillRect/>
                           </a:stretch>
@@ -27144,7 +27337,7 @@
               <w:t xml:space="preserve">Figure 12: Estimated incidence rates (points, with 95% confidence intervals) for each simulated cluster, against the true rate used to generate it. The red line is the identity.</w:t>
             </w:r>
           </w:p>
-          <w:bookmarkEnd w:id="168"/>
+          <w:bookmarkEnd w:id="169"/>
         </w:tc>
       </w:tr>
     </w:tbl>
@@ -27284,7 +27477,7 @@
       <w:tr>
         <w:tc>
           <w:tcPr/>
-          <w:bookmarkStart w:id="172" w:name="fig-empirical-se"/>
+          <w:bookmarkStart w:id="173" w:name="fig-empirical-se"/>
           <w:p>
             <w:pPr>
               <w:pStyle w:val="Compact"/>
@@ -27295,18 +27488,18 @@
                 <wp:inline>
                   <wp:extent cx="4620126" cy="3696101"/>
                   <wp:effectExtent b="0" l="0" r="0" t="0"/>
-                  <wp:docPr descr="" title="" id="170" name="Picture"/>
+                  <wp:docPr descr="" title="" id="171" name="Picture"/>
                   <a:graphic>
                     <a:graphicData uri="http://schemas.openxmlformats.org/drawingml/2006/picture">
                       <pic:pic>
                         <pic:nvPicPr>
-                          <pic:cNvPr descr="methodology_files/figure-docx/fig-empirical-se-1.png" id="171" name="Picture"/>
+                          <pic:cNvPr descr="methodology_files/figure-docx/fig-empirical-se-1.png" id="172" name="Picture"/>
                           <pic:cNvPicPr>
                             <a:picLocks noChangeArrowheads="1" noChangeAspect="1"/>
                           </pic:cNvPicPr>
                         </pic:nvPicPr>
                         <pic:blipFill>
-                          <a:blip r:embed="rId169"/>
+                          <a:blip r:embed="rId170"/>
                           <a:stretch>
                             <a:fillRect/>
                           </a:stretch>
@@ -27346,12 +27539,12 @@
               <w:t xml:space="preserve">Figure 13: Empirical standard error of the incidence estimates, by true rate.</w:t>
             </w:r>
           </w:p>
-          <w:bookmarkEnd w:id="172"/>
+          <w:bookmarkEnd w:id="173"/>
         </w:tc>
       </w:tr>
     </w:tbl>
-    <w:bookmarkEnd w:id="173"/>
-    <w:bookmarkStart w:id="178" w:name="X047cffc7758e27a01cb5430c10b991b39f63029"/>
+    <w:bookmarkEnd w:id="174"/>
+    <w:bookmarkStart w:id="179" w:name="X047cffc7758e27a01cb5430c10b991b39f63029"/>
     <w:p>
       <w:pPr>
         <w:pStyle w:val="Heading2"/>
@@ -27448,7 +27641,7 @@
       <w:tr>
         <w:tc>
           <w:tcPr/>
-          <w:bookmarkStart w:id="177" w:name="fig-sim-recovery-renew"/>
+          <w:bookmarkStart w:id="178" w:name="fig-sim-recovery-renew"/>
           <w:p>
             <w:pPr>
               <w:pStyle w:val="Compact"/>
@@ -27459,18 +27652,18 @@
                 <wp:inline>
                   <wp:extent cx="4620126" cy="3696101"/>
                   <wp:effectExtent b="0" l="0" r="0" t="0"/>
-                  <wp:docPr descr="" title="" id="175" name="Picture"/>
+                  <wp:docPr descr="" title="" id="176" name="Picture"/>
                   <a:graphic>
                     <a:graphicData uri="http://schemas.openxmlformats.org/drawingml/2006/picture">
                       <pic:pic>
                         <pic:nvPicPr>
-                          <pic:cNvPr descr="methodology_files/figure-docx/fig-sim-recovery-renew-1.png" id="176" name="Picture"/>
+                          <pic:cNvPr descr="methodology_files/figure-docx/fig-sim-recovery-renew-1.png" id="177" name="Picture"/>
                           <pic:cNvPicPr>
                             <a:picLocks noChangeArrowheads="1" noChangeAspect="1"/>
                           </pic:cNvPicPr>
                         </pic:nvPicPr>
                         <pic:blipFill>
-                          <a:blip r:embed="rId174"/>
+                          <a:blip r:embed="rId175"/>
                           <a:stretch>
                             <a:fillRect/>
                           </a:stretch>
@@ -27524,13 +27717,13 @@
               <w:t xml:space="preserve">.</w:t>
             </w:r>
           </w:p>
-          <w:bookmarkEnd w:id="177"/>
+          <w:bookmarkEnd w:id="178"/>
         </w:tc>
       </w:tr>
     </w:tbl>
-    <w:bookmarkEnd w:id="178"/>
     <w:bookmarkEnd w:id="179"/>
-    <w:bookmarkStart w:id="184" w:name="ongoing-and-future-work"/>
+    <w:bookmarkEnd w:id="180"/>
+    <w:bookmarkStart w:id="185" w:name="ongoing-and-future-work"/>
     <w:p>
       <w:pPr>
         <w:pStyle w:val="Heading1"/>
@@ -27539,7 +27732,7 @@
         <w:t xml:space="preserve">9. Ongoing and future work</w:t>
       </w:r>
     </w:p>
-    <w:bookmarkStart w:id="181" w:name="in-progress-work"/>
+    <w:bookmarkStart w:id="182" w:name="in-progress-work"/>
     <w:p>
       <w:pPr>
         <w:pStyle w:val="Heading2"/>
@@ -27567,7 +27760,7 @@
       <w:r>
         <w:t xml:space="preserve"> </w:t>
       </w:r>
-      <w:hyperlink r:id="rId141">
+      <w:hyperlink r:id="rId142">
         <w:r>
           <w:rPr>
             <w:rStyle w:val="Hyperlink"/>
@@ -27581,7 +27774,7 @@
       <w:r>
         <w:t xml:space="preserve"> </w:t>
       </w:r>
-      <w:hyperlink r:id="rId180">
+      <w:hyperlink r:id="rId181">
         <w:r>
           <w:rPr>
             <w:rStyle w:val="Hyperlink"/>
@@ -27668,8 +27861,8 @@
         <w:t xml:space="preserve">Calibrating to population demographics</w:t>
       </w:r>
     </w:p>
-    <w:bookmarkEnd w:id="181"/>
-    <w:bookmarkStart w:id="183" w:name="sec-multivariate"/>
+    <w:bookmarkEnd w:id="182"/>
+    <w:bookmarkStart w:id="184" w:name="sec-multivariate"/>
     <w:p>
       <w:pPr>
         <w:pStyle w:val="Heading2"/>
@@ -28035,7 +28228,7 @@
       <w:r>
         <w:t xml:space="preserve">(</w:t>
       </w:r>
-      <w:hyperlink r:id="rId182">
+      <w:hyperlink r:id="rId183">
         <w:r>
           <w:rPr>
             <w:rStyle w:val="Hyperlink"/>
@@ -28047,9 +28240,9 @@
         <w:t xml:space="preserve">).</w:t>
       </w:r>
     </w:p>
-    <w:bookmarkEnd w:id="183"/>
     <w:bookmarkEnd w:id="184"/>
-    <w:bookmarkStart w:id="197" w:name="references"/>
+    <w:bookmarkEnd w:id="185"/>
+    <w:bookmarkStart w:id="198" w:name="references"/>
     <w:p>
       <w:pPr>
         <w:pStyle w:val="Heading1"/>
@@ -28058,8 +28251,8 @@
         <w:t xml:space="preserve">References</w:t>
       </w:r>
     </w:p>
-    <w:bookmarkStart w:id="196" w:name="refs"/>
-    <w:bookmarkStart w:id="186" w:name="ref-Aiemjoy_2022_Lancet"/>
+    <w:bookmarkStart w:id="197" w:name="refs"/>
+    <w:bookmarkStart w:id="187" w:name="ref-Aiemjoy_2022_Lancet"/>
     <w:p>
       <w:pPr>
         <w:pStyle w:val="Bibliography"/>
@@ -28092,7 +28285,7 @@
       <w:r>
         <w:t xml:space="preserve"> </w:t>
       </w:r>
-      <w:hyperlink r:id="rId185">
+      <w:hyperlink r:id="rId186">
         <w:r>
           <w:rPr>
             <w:rStyle w:val="Hyperlink"/>
@@ -28104,8 +28297,8 @@
         <w:t xml:space="preserve">.</w:t>
       </w:r>
     </w:p>
-    <w:bookmarkEnd w:id="186"/>
-    <w:bookmarkStart w:id="188" w:name="ref-HAY2024100806"/>
+    <w:bookmarkEnd w:id="187"/>
+    <w:bookmarkStart w:id="189" w:name="ref-HAY2024100806"/>
     <w:p>
       <w:pPr>
         <w:pStyle w:val="Bibliography"/>
@@ -28138,7 +28331,7 @@
       <w:r>
         <w:t xml:space="preserve"> </w:t>
       </w:r>
-      <w:hyperlink r:id="rId187">
+      <w:hyperlink r:id="rId188">
         <w:r>
           <w:rPr>
             <w:rStyle w:val="Hyperlink"/>
@@ -28150,8 +28343,8 @@
         <w:t xml:space="preserve">.</w:t>
       </w:r>
     </w:p>
-    <w:bookmarkEnd w:id="188"/>
-    <w:bookmarkStart w:id="190" w:name="ref-Noordzij2010diseasemeasures"/>
+    <w:bookmarkEnd w:id="189"/>
+    <w:bookmarkStart w:id="191" w:name="ref-Noordzij2010diseasemeasures"/>
     <w:p>
       <w:pPr>
         <w:pStyle w:val="Bibliography"/>
@@ -28190,7 +28383,7 @@
       <w:r>
         <w:t xml:space="preserve"> </w:t>
       </w:r>
-      <w:hyperlink r:id="rId189">
+      <w:hyperlink r:id="rId190">
         <w:r>
           <w:rPr>
             <w:rStyle w:val="Hyperlink"/>
@@ -28202,8 +28395,8 @@
         <w:t xml:space="preserve">.</w:t>
       </w:r>
     </w:p>
-    <w:bookmarkEnd w:id="190"/>
-    <w:bookmarkStart w:id="192" w:name="ref-Teunis_2020"/>
+    <w:bookmarkEnd w:id="191"/>
+    <w:bookmarkStart w:id="193" w:name="ref-Teunis_2020"/>
     <w:p>
       <w:pPr>
         <w:pStyle w:val="Bibliography"/>
@@ -28236,7 +28429,7 @@
       <w:r>
         <w:t xml:space="preserve"> </w:t>
       </w:r>
-      <w:hyperlink r:id="rId191">
+      <w:hyperlink r:id="rId192">
         <w:r>
           <w:rPr>
             <w:rStyle w:val="Hyperlink"/>
@@ -28248,8 +28441,8 @@
         <w:t xml:space="preserve">.</w:t>
       </w:r>
     </w:p>
-    <w:bookmarkEnd w:id="192"/>
-    <w:bookmarkStart w:id="194" w:name="ref-Teunis_2016"/>
+    <w:bookmarkEnd w:id="193"/>
+    <w:bookmarkStart w:id="195" w:name="ref-Teunis_2016"/>
     <w:p>
       <w:pPr>
         <w:pStyle w:val="Bibliography"/>
@@ -28282,7 +28475,7 @@
       <w:r>
         <w:t xml:space="preserve"> </w:t>
       </w:r>
-      <w:hyperlink r:id="rId193">
+      <w:hyperlink r:id="rId194">
         <w:r>
           <w:rPr>
             <w:rStyle w:val="Hyperlink"/>
@@ -28294,8 +28487,8 @@
         <w:t xml:space="preserve">.</w:t>
       </w:r>
     </w:p>
-    <w:bookmarkEnd w:id="194"/>
-    <w:bookmarkStart w:id="195" w:name="ref-volterra1928variations"/>
+    <w:bookmarkEnd w:id="195"/>
+    <w:bookmarkStart w:id="196" w:name="ref-volterra1928variations"/>
     <w:p>
       <w:pPr>
         <w:pStyle w:val="Bibliography"/>
@@ -28326,9 +28519,9 @@
         <w:t xml:space="preserve">3 (1): 3–51.</w:t>
       </w:r>
     </w:p>
-    <w:bookmarkEnd w:id="195"/>
     <w:bookmarkEnd w:id="196"/>
     <w:bookmarkEnd w:id="197"/>
+    <w:bookmarkEnd w:id="198"/>
     <w:sectPr>
       <w:footnotePr>
         <w:numRestart w:val="eachSect"/>

--- a/pr-preview/pr-635/vignettes/methodology.docx
+++ b/pr-preview/pr-635/vignettes/methodology.docx
@@ -20773,7 +20773,7 @@
               <w:pStyle w:val="ImageCaption"/>
             </w:pPr>
             <w:r>
-              <w:t xml:space="preserve">Figure 5: 100 posterior draws of the antibody-decay curve per antigen-isotype, with the median and the 10% and 90% quantiles overlaid.</w:t>
+              <w:t xml:space="preserve">Figure 5: Posterior draws of the antibody-decay curve per antigen-isotype, with the 10%, 50%, and 90% point-wise quantiles overlaid.</w:t>
             </w:r>
           </w:p>
           <w:bookmarkEnd w:id="98"/>
@@ -20785,22 +20785,22 @@
         <w:pStyle w:val="BodyText"/>
       </w:pPr>
       <w:r>
-        <w:t xml:space="preserve">Passing</w:t>
-      </w:r>
-      <w:r>
-        <w:t xml:space="preserve"> </w:t>
-      </w:r>
-      <w:r>
         <w:rPr>
           <w:rStyle w:val="VerbatimChar"/>
         </w:rPr>
-        <w:t xml:space="preserve">show_quantiles = FALSE</w:t>
-      </w:r>
-      <w:r>
-        <w:t xml:space="preserve"> </w:t>
-      </w:r>
-      <w:r>
-        <w:t xml:space="preserve">draws the individual draws alone, and</w:t>
+        <w:t xml:space="preserve">curves</w:t>
+      </w:r>
+      <w:r>
+        <w:t xml:space="preserve"> </w:t>
+      </w:r>
+      <w:r>
+        <w:t xml:space="preserve">holds 49 draws per antigen-isotype</w:t>
+      </w:r>
+      <w:r>
+        <w:t xml:space="preserve"> </w:t>
+      </w:r>
+      <w:r>
+        <w:t xml:space="preserve">here, since it was thinned to</w:t>
       </w:r>
       <w:r>
         <w:t xml:space="preserve"> </w:t>
@@ -20809,13 +20809,72 @@
         <w:rPr>
           <w:rStyle w:val="VerbatimChar"/>
         </w:rPr>
+        <w:t xml:space="preserve">iter &lt; 50</w:t>
+      </w:r>
+      <w:r>
+        <w:t xml:space="preserve"> </w:t>
+      </w:r>
+      <w:r>
+        <w:t xml:space="preserve">when it was loaded.</w:t>
+      </w:r>
+    </w:p>
+    <w:p>
+      <w:pPr>
+        <w:pStyle w:val="BodyText"/>
+      </w:pPr>
+      <w:r>
+        <w:rPr>
+          <w:rStyle w:val="VerbatimChar"/>
+        </w:rPr>
+        <w:t xml:space="preserve">n_curves</w:t>
+      </w:r>
+      <w:r>
+        <w:t xml:space="preserve"> </w:t>
+      </w:r>
+      <w:r>
+        <w:t xml:space="preserve">caps how many draws are drawn rather than setting a target, so</w:t>
+      </w:r>
+      <w:r>
+        <w:t xml:space="preserve"> </w:t>
+      </w:r>
+      <w:r>
+        <w:t xml:space="preserve">asking for more than the object holds simply draws them all. Passing</w:t>
+      </w:r>
+      <w:r>
+        <w:t xml:space="preserve"> </w:t>
+      </w:r>
+      <w:r>
+        <w:rPr>
+          <w:rStyle w:val="VerbatimChar"/>
+        </w:rPr>
+        <w:t xml:space="preserve">quantiles = NULL</w:t>
+      </w:r>
+      <w:r>
+        <w:t xml:space="preserve"> </w:t>
+      </w:r>
+      <w:r>
+        <w:t xml:space="preserve">omits the overlay, and</w:t>
+      </w:r>
+      <w:r>
+        <w:t xml:space="preserve"> </w:t>
+      </w:r>
+      <w:r>
+        <w:rPr>
+          <w:rStyle w:val="VerbatimChar"/>
+        </w:rPr>
         <w:t xml:space="preserve">log_x = FALSE</w:t>
       </w:r>
       <w:r>
         <w:t xml:space="preserve"> </w:t>
       </w:r>
       <w:r>
-        <w:t xml:space="preserve">puts time on a linear scale.</w:t>
+        <w:t xml:space="preserve">puts time on a</w:t>
+      </w:r>
+      <w:r>
+        <w:t xml:space="preserve"> </w:t>
+      </w:r>
+      <w:r>
+        <w:t xml:space="preserve">linear scale.</w:t>
       </w:r>
     </w:p>
     <w:p>
@@ -22381,6 +22440,203 @@
     </w:p>
     <w:p>
       <w:pPr>
+        <w:pStyle w:val="SourceCode"/>
+      </w:pPr>
+      <w:r>
+        <w:rPr>
+          <w:rStyle w:val="FunctionTok"/>
+        </w:rPr>
+        <w:t xml:space="preserve">library</w:t>
+      </w:r>
+      <w:r>
+        <w:rPr>
+          <w:rStyle w:val="NormalTok"/>
+        </w:rPr>
+        <w:t xml:space="preserve">(serodynamics)</w:t>
+      </w:r>
+      <w:r>
+        <w:br/>
+      </w:r>
+      <w:r>
+        <w:br/>
+      </w:r>
+      <w:r>
+        <w:rPr>
+          <w:rStyle w:val="CommentTok"/>
+        </w:rPr>
+        <w:t xml:space="preserve"># Longitudinal confirmed-case data (example data ships with the package)</w:t>
+      </w:r>
+      <w:r>
+        <w:br/>
+      </w:r>
+      <w:r>
+        <w:rPr>
+          <w:rStyle w:val="FunctionTok"/>
+        </w:rPr>
+        <w:t xml:space="preserve">data</w:t>
+      </w:r>
+      <w:r>
+        <w:rPr>
+          <w:rStyle w:val="NormalTok"/>
+        </w:rPr>
+        <w:t xml:space="preserve">(</w:t>
+      </w:r>
+      <w:r>
+        <w:rPr>
+          <w:rStyle w:val="StringTok"/>
+        </w:rPr>
+        <w:t xml:space="preserve">"nepal_sees"</w:t>
+      </w:r>
+      <w:r>
+        <w:rPr>
+          <w:rStyle w:val="NormalTok"/>
+        </w:rPr>
+        <w:t xml:space="preserve">)</w:t>
+      </w:r>
+      <w:r>
+        <w:br/>
+      </w:r>
+      <w:r>
+        <w:br/>
+      </w:r>
+      <w:r>
+        <w:rPr>
+          <w:rStyle w:val="CommentTok"/>
+        </w:rPr>
+        <w:t xml:space="preserve"># Fit the two-phase model by MCMC (JAGS); slow, so not run here</w:t>
+      </w:r>
+      <w:r>
+        <w:br/>
+      </w:r>
+      <w:r>
+        <w:rPr>
+          <w:rStyle w:val="NormalTok"/>
+        </w:rPr>
+        <w:t xml:space="preserve">fit </w:t>
+      </w:r>
+      <w:r>
+        <w:rPr>
+          <w:rStyle w:val="OtherTok"/>
+        </w:rPr>
+        <w:t xml:space="preserve">&lt;-</w:t>
+      </w:r>
+      <w:r>
+        <w:rPr>
+          <w:rStyle w:val="NormalTok"/>
+        </w:rPr>
+        <w:t xml:space="preserve"> </w:t>
+      </w:r>
+      <w:r>
+        <w:rPr>
+          <w:rStyle w:val="FunctionTok"/>
+        </w:rPr>
+        <w:t xml:space="preserve">run_mod</w:t>
+      </w:r>
+      <w:r>
+        <w:rPr>
+          <w:rStyle w:val="NormalTok"/>
+        </w:rPr>
+        <w:t xml:space="preserve">(</w:t>
+      </w:r>
+      <w:r>
+        <w:rPr>
+          <w:rStyle w:val="AttributeTok"/>
+        </w:rPr>
+        <w:t xml:space="preserve">data =</w:t>
+      </w:r>
+      <w:r>
+        <w:rPr>
+          <w:rStyle w:val="NormalTok"/>
+        </w:rPr>
+        <w:t xml:space="preserve"> nepal_sees, </w:t>
+      </w:r>
+      <w:r>
+        <w:rPr>
+          <w:rStyle w:val="AttributeTok"/>
+        </w:rPr>
+        <w:t xml:space="preserve">with_post =</w:t>
+      </w:r>
+      <w:r>
+        <w:rPr>
+          <w:rStyle w:val="NormalTok"/>
+        </w:rPr>
+        <w:t xml:space="preserve"> </w:t>
+      </w:r>
+      <w:r>
+        <w:rPr>
+          <w:rStyle w:val="ConstantTok"/>
+        </w:rPr>
+        <w:t xml:space="preserve">TRUE</w:t>
+      </w:r>
+      <w:r>
+        <w:rPr>
+          <w:rStyle w:val="NormalTok"/>
+        </w:rPr>
+        <w:t xml:space="preserve">)</w:t>
+      </w:r>
+      <w:r>
+        <w:br/>
+      </w:r>
+      <w:r>
+        <w:br/>
+      </w:r>
+      <w:r>
+        <w:rPr>
+          <w:rStyle w:val="CommentTok"/>
+        </w:rPr>
+        <w:t xml:space="preserve"># Check convergence, then export serocalculator-ready curve parameters</w:t>
+      </w:r>
+      <w:r>
+        <w:br/>
+      </w:r>
+      <w:r>
+        <w:rPr>
+          <w:rStyle w:val="FunctionTok"/>
+        </w:rPr>
+        <w:t xml:space="preserve">plot_jags_Rhat</w:t>
+      </w:r>
+      <w:r>
+        <w:rPr>
+          <w:rStyle w:val="NormalTok"/>
+        </w:rPr>
+        <w:t xml:space="preserve">(fit)</w:t>
+      </w:r>
+      <w:r>
+        <w:br/>
+      </w:r>
+      <w:r>
+        <w:rPr>
+          <w:rStyle w:val="NormalTok"/>
+        </w:rPr>
+        <w:t xml:space="preserve">curve_params </w:t>
+      </w:r>
+      <w:r>
+        <w:rPr>
+          <w:rStyle w:val="OtherTok"/>
+        </w:rPr>
+        <w:t xml:space="preserve">&lt;-</w:t>
+      </w:r>
+      <w:r>
+        <w:rPr>
+          <w:rStyle w:val="NormalTok"/>
+        </w:rPr>
+        <w:t xml:space="preserve"> </w:t>
+      </w:r>
+      <w:r>
+        <w:rPr>
+          <w:rStyle w:val="FunctionTok"/>
+        </w:rPr>
+        <w:t xml:space="preserve">postprocess_jags_output</w:t>
+      </w:r>
+      <w:r>
+        <w:rPr>
+          <w:rStyle w:val="NormalTok"/>
+        </w:rPr>
+        <w:t xml:space="preserve">(fit)</w:t>
+      </w:r>
+    </w:p>
+    <w:p>
+      <w:pPr>
         <w:pStyle w:val="FirstParagraph"/>
       </w:pPr>
       <w:r>
@@ -22481,6 +22737,98 @@
       </w:pPr>
       <w:r>
         <w:t xml:space="preserve">The overlapping chains indicate good convergence.</w:t>
+      </w:r>
+    </w:p>
+    <w:p>
+      <w:pPr>
+        <w:pStyle w:val="SourceCode"/>
+      </w:pPr>
+      <w:r>
+        <w:rPr>
+          <w:rStyle w:val="FunctionTok"/>
+        </w:rPr>
+        <w:t xml:space="preserve">data</w:t>
+      </w:r>
+      <w:r>
+        <w:rPr>
+          <w:rStyle w:val="NormalTok"/>
+        </w:rPr>
+        <w:t xml:space="preserve">(</w:t>
+      </w:r>
+      <w:r>
+        <w:rPr>
+          <w:rStyle w:val="StringTok"/>
+        </w:rPr>
+        <w:t xml:space="preserve">"nepal_sees_jags_output"</w:t>
+      </w:r>
+      <w:r>
+        <w:rPr>
+          <w:rStyle w:val="NormalTok"/>
+        </w:rPr>
+        <w:t xml:space="preserve">)</w:t>
+      </w:r>
+      <w:r>
+        <w:br/>
+      </w:r>
+      <w:r>
+        <w:rPr>
+          <w:rStyle w:val="FunctionTok"/>
+        </w:rPr>
+        <w:t xml:space="preserve">plot_jags_dens</w:t>
+      </w:r>
+      <w:r>
+        <w:rPr>
+          <w:rStyle w:val="NormalTok"/>
+        </w:rPr>
+        <w:t xml:space="preserve">(nepal_sees_jags_output, </w:t>
+      </w:r>
+      <w:r>
+        <w:rPr>
+          <w:rStyle w:val="AttributeTok"/>
+        </w:rPr>
+        <w:t xml:space="preserve">iso =</w:t>
+      </w:r>
+      <w:r>
+        <w:rPr>
+          <w:rStyle w:val="NormalTok"/>
+        </w:rPr>
+        <w:t xml:space="preserve"> </w:t>
+      </w:r>
+      <w:r>
+        <w:rPr>
+          <w:rStyle w:val="StringTok"/>
+        </w:rPr>
+        <w:t xml:space="preserve">"HlyE_IgG"</w:t>
+      </w:r>
+      <w:r>
+        <w:rPr>
+          <w:rStyle w:val="NormalTok"/>
+        </w:rPr>
+        <w:t xml:space="preserve">, </w:t>
+      </w:r>
+      <w:r>
+        <w:rPr>
+          <w:rStyle w:val="AttributeTok"/>
+        </w:rPr>
+        <w:t xml:space="preserve">strat =</w:t>
+      </w:r>
+      <w:r>
+        <w:rPr>
+          <w:rStyle w:val="NormalTok"/>
+        </w:rPr>
+        <w:t xml:space="preserve"> </w:t>
+      </w:r>
+      <w:r>
+        <w:rPr>
+          <w:rStyle w:val="StringTok"/>
+        </w:rPr>
+        <w:t xml:space="preserve">"typhi"</w:t>
+      </w:r>
+      <w:r>
+        <w:rPr>
+          <w:rStyle w:val="NormalTok"/>
+        </w:rPr>
+        <w:t xml:space="preserve">)</w:t>
       </w:r>
     </w:p>
     <w:p>
@@ -25163,7 +25511,543 @@
     </w:p>
     <w:p>
       <w:pPr>
-        <w:pStyle w:val="BodyText"/>
+        <w:pStyle w:val="SourceCode"/>
+      </w:pPr>
+      <w:r>
+        <w:rPr>
+          <w:rStyle w:val="CommentTok"/>
+        </w:rPr>
+        <w:t xml:space="preserve"># Load antibody-decay curve parameters and cross-sectional population data</w:t>
+      </w:r>
+      <w:r>
+        <w:br/>
+      </w:r>
+      <w:r>
+        <w:rPr>
+          <w:rStyle w:val="NormalTok"/>
+        </w:rPr>
+        <w:t xml:space="preserve">curves </w:t>
+      </w:r>
+      <w:r>
+        <w:rPr>
+          <w:rStyle w:val="OtherTok"/>
+        </w:rPr>
+        <w:t xml:space="preserve">&lt;-</w:t>
+      </w:r>
+      <w:r>
+        <w:rPr>
+          <w:rStyle w:val="NormalTok"/>
+        </w:rPr>
+        <w:t xml:space="preserve"> </w:t>
+      </w:r>
+      <w:r>
+        <w:rPr>
+          <w:rStyle w:val="StringTok"/>
+        </w:rPr>
+        <w:t xml:space="preserve">"https://osf.io/download/rtw5k/"</w:t>
+      </w:r>
+      <w:r>
+        <w:rPr>
+          <w:rStyle w:val="NormalTok"/>
+        </w:rPr>
+        <w:t xml:space="preserve"> </w:t>
+      </w:r>
+      <w:r>
+        <w:rPr>
+          <w:rStyle w:val="SpecialCharTok"/>
+        </w:rPr>
+        <w:t xml:space="preserve">|&gt;</w:t>
+      </w:r>
+      <w:r>
+        <w:rPr>
+          <w:rStyle w:val="NormalTok"/>
+        </w:rPr>
+        <w:t xml:space="preserve"> </w:t>
+      </w:r>
+      <w:r>
+        <w:rPr>
+          <w:rStyle w:val="FunctionTok"/>
+        </w:rPr>
+        <w:t xml:space="preserve">load_sr_params</w:t>
+      </w:r>
+      <w:r>
+        <w:rPr>
+          <w:rStyle w:val="NormalTok"/>
+        </w:rPr>
+        <w:t xml:space="preserve">()</w:t>
+      </w:r>
+      <w:r>
+        <w:br/>
+      </w:r>
+      <w:r>
+        <w:rPr>
+          <w:rStyle w:val="NormalTok"/>
+        </w:rPr>
+        <w:t xml:space="preserve">xs_data </w:t>
+      </w:r>
+      <w:r>
+        <w:rPr>
+          <w:rStyle w:val="OtherTok"/>
+        </w:rPr>
+        <w:t xml:space="preserve">&lt;-</w:t>
+      </w:r>
+      <w:r>
+        <w:rPr>
+          <w:rStyle w:val="NormalTok"/>
+        </w:rPr>
+        <w:t xml:space="preserve"> </w:t>
+      </w:r>
+      <w:r>
+        <w:rPr>
+          <w:rStyle w:val="StringTok"/>
+        </w:rPr>
+        <w:t xml:space="preserve">"https://osf.io/download/n6cp3/"</w:t>
+      </w:r>
+      <w:r>
+        <w:rPr>
+          <w:rStyle w:val="NormalTok"/>
+        </w:rPr>
+        <w:t xml:space="preserve"> </w:t>
+      </w:r>
+      <w:r>
+        <w:rPr>
+          <w:rStyle w:val="SpecialCharTok"/>
+        </w:rPr>
+        <w:t xml:space="preserve">|&gt;</w:t>
+      </w:r>
+      <w:r>
+        <w:rPr>
+          <w:rStyle w:val="NormalTok"/>
+        </w:rPr>
+        <w:t xml:space="preserve"> </w:t>
+      </w:r>
+      <w:r>
+        <w:rPr>
+          <w:rStyle w:val="FunctionTok"/>
+        </w:rPr>
+        <w:t xml:space="preserve">load_pop_data</w:t>
+      </w:r>
+      <w:r>
+        <w:rPr>
+          <w:rStyle w:val="NormalTok"/>
+        </w:rPr>
+        <w:t xml:space="preserve">()</w:t>
+      </w:r>
+      <w:r>
+        <w:br/>
+      </w:r>
+      <w:r>
+        <w:rPr>
+          <w:rStyle w:val="NormalTok"/>
+        </w:rPr>
+        <w:t xml:space="preserve">noise </w:t>
+      </w:r>
+      <w:r>
+        <w:rPr>
+          <w:rStyle w:val="OtherTok"/>
+        </w:rPr>
+        <w:t xml:space="preserve">&lt;-</w:t>
+      </w:r>
+      <w:r>
+        <w:rPr>
+          <w:rStyle w:val="NormalTok"/>
+        </w:rPr>
+        <w:t xml:space="preserve"> </w:t>
+      </w:r>
+      <w:r>
+        <w:rPr>
+          <w:rStyle w:val="FunctionTok"/>
+        </w:rPr>
+        <w:t xml:space="preserve">url</w:t>
+      </w:r>
+      <w:r>
+        <w:rPr>
+          <w:rStyle w:val="NormalTok"/>
+        </w:rPr>
+        <w:t xml:space="preserve">(</w:t>
+      </w:r>
+      <w:r>
+        <w:rPr>
+          <w:rStyle w:val="StringTok"/>
+        </w:rPr>
+        <w:t xml:space="preserve">"https://osf.io/download/hqy4v/"</w:t>
+      </w:r>
+      <w:r>
+        <w:rPr>
+          <w:rStyle w:val="NormalTok"/>
+        </w:rPr>
+        <w:t xml:space="preserve">) </w:t>
+      </w:r>
+      <w:r>
+        <w:rPr>
+          <w:rStyle w:val="SpecialCharTok"/>
+        </w:rPr>
+        <w:t xml:space="preserve">|&gt;</w:t>
+      </w:r>
+      <w:r>
+        <w:rPr>
+          <w:rStyle w:val="NormalTok"/>
+        </w:rPr>
+        <w:t xml:space="preserve"> </w:t>
+      </w:r>
+      <w:r>
+        <w:rPr>
+          <w:rStyle w:val="FunctionTok"/>
+        </w:rPr>
+        <w:t xml:space="preserve">readRDS</w:t>
+      </w:r>
+      <w:r>
+        <w:rPr>
+          <w:rStyle w:val="NormalTok"/>
+        </w:rPr>
+        <w:t xml:space="preserve">()</w:t>
+      </w:r>
+      <w:r>
+        <w:br/>
+      </w:r>
+      <w:r>
+        <w:br/>
+      </w:r>
+      <w:r>
+        <w:rPr>
+          <w:rStyle w:val="CommentTok"/>
+        </w:rPr>
+        <w:t xml:space="preserve"># Visualize the cross-sectional antibody distribution</w:t>
+      </w:r>
+      <w:r>
+        <w:br/>
+      </w:r>
+      <w:r>
+        <w:rPr>
+          <w:rStyle w:val="NormalTok"/>
+        </w:rPr>
+        <w:t xml:space="preserve">xs_data </w:t>
+      </w:r>
+      <w:r>
+        <w:rPr>
+          <w:rStyle w:val="SpecialCharTok"/>
+        </w:rPr>
+        <w:t xml:space="preserve">|&gt;</w:t>
+      </w:r>
+      <w:r>
+        <w:rPr>
+          <w:rStyle w:val="NormalTok"/>
+        </w:rPr>
+        <w:t xml:space="preserve"> </w:t>
+      </w:r>
+      <w:r>
+        <w:rPr>
+          <w:rStyle w:val="FunctionTok"/>
+        </w:rPr>
+        <w:t xml:space="preserve">autoplot</w:t>
+      </w:r>
+      <w:r>
+        <w:rPr>
+          <w:rStyle w:val="NormalTok"/>
+        </w:rPr>
+        <w:t xml:space="preserve">(</w:t>
+      </w:r>
+      <w:r>
+        <w:rPr>
+          <w:rStyle w:val="AttributeTok"/>
+        </w:rPr>
+        <w:t xml:space="preserve">strata =</w:t>
+      </w:r>
+      <w:r>
+        <w:rPr>
+          <w:rStyle w:val="NormalTok"/>
+        </w:rPr>
+        <w:t xml:space="preserve"> </w:t>
+      </w:r>
+      <w:r>
+        <w:rPr>
+          <w:rStyle w:val="StringTok"/>
+        </w:rPr>
+        <w:t xml:space="preserve">"Country"</w:t>
+      </w:r>
+      <w:r>
+        <w:rPr>
+          <w:rStyle w:val="NormalTok"/>
+        </w:rPr>
+        <w:t xml:space="preserve">, </w:t>
+      </w:r>
+      <w:r>
+        <w:rPr>
+          <w:rStyle w:val="AttributeTok"/>
+        </w:rPr>
+        <w:t xml:space="preserve">type =</w:t>
+      </w:r>
+      <w:r>
+        <w:rPr>
+          <w:rStyle w:val="NormalTok"/>
+        </w:rPr>
+        <w:t xml:space="preserve"> </w:t>
+      </w:r>
+      <w:r>
+        <w:rPr>
+          <w:rStyle w:val="StringTok"/>
+        </w:rPr>
+        <w:t xml:space="preserve">"density"</w:t>
+      </w:r>
+      <w:r>
+        <w:rPr>
+          <w:rStyle w:val="NormalTok"/>
+        </w:rPr>
+        <w:t xml:space="preserve">)</w:t>
+      </w:r>
+      <w:r>
+        <w:br/>
+      </w:r>
+      <w:r>
+        <w:br/>
+      </w:r>
+      <w:r>
+        <w:rPr>
+          <w:rStyle w:val="CommentTok"/>
+        </w:rPr>
+        <w:t xml:space="preserve"># Estimate incidence, stratified by country and age group</w:t>
+      </w:r>
+      <w:r>
+        <w:br/>
+      </w:r>
+      <w:r>
+        <w:rPr>
+          <w:rStyle w:val="NormalTok"/>
+        </w:rPr>
+        <w:t xml:space="preserve">est </w:t>
+      </w:r>
+      <w:r>
+        <w:rPr>
+          <w:rStyle w:val="OtherTok"/>
+        </w:rPr>
+        <w:t xml:space="preserve">&lt;-</w:t>
+      </w:r>
+      <w:r>
+        <w:rPr>
+          <w:rStyle w:val="NormalTok"/>
+        </w:rPr>
+        <w:t xml:space="preserve"> </w:t>
+      </w:r>
+      <w:r>
+        <w:rPr>
+          <w:rStyle w:val="FunctionTok"/>
+        </w:rPr>
+        <w:t xml:space="preserve">est_seroincidence_by</w:t>
+      </w:r>
+      <w:r>
+        <w:rPr>
+          <w:rStyle w:val="NormalTok"/>
+        </w:rPr>
+        <w:t xml:space="preserve">(</w:t>
+      </w:r>
+      <w:r>
+        <w:br/>
+      </w:r>
+      <w:r>
+        <w:rPr>
+          <w:rStyle w:val="NormalTok"/>
+        </w:rPr>
+        <w:t xml:space="preserve">  </w:t>
+      </w:r>
+      <w:r>
+        <w:rPr>
+          <w:rStyle w:val="AttributeTok"/>
+        </w:rPr>
+        <w:t xml:space="preserve">pop_data =</w:t>
+      </w:r>
+      <w:r>
+        <w:rPr>
+          <w:rStyle w:val="NormalTok"/>
+        </w:rPr>
+        <w:t xml:space="preserve"> xs_data,</w:t>
+      </w:r>
+      <w:r>
+        <w:br/>
+      </w:r>
+      <w:r>
+        <w:rPr>
+          <w:rStyle w:val="NormalTok"/>
+        </w:rPr>
+        <w:t xml:space="preserve">  </w:t>
+      </w:r>
+      <w:r>
+        <w:rPr>
+          <w:rStyle w:val="AttributeTok"/>
+        </w:rPr>
+        <w:t xml:space="preserve">sr_params =</w:t>
+      </w:r>
+      <w:r>
+        <w:rPr>
+          <w:rStyle w:val="NormalTok"/>
+        </w:rPr>
+        <w:t xml:space="preserve"> curves,</w:t>
+      </w:r>
+      <w:r>
+        <w:br/>
+      </w:r>
+      <w:r>
+        <w:rPr>
+          <w:rStyle w:val="NormalTok"/>
+        </w:rPr>
+        <w:t xml:space="preserve">  </w:t>
+      </w:r>
+      <w:r>
+        <w:rPr>
+          <w:rStyle w:val="AttributeTok"/>
+        </w:rPr>
+        <w:t xml:space="preserve">noise_params =</w:t>
+      </w:r>
+      <w:r>
+        <w:rPr>
+          <w:rStyle w:val="NormalTok"/>
+        </w:rPr>
+        <w:t xml:space="preserve"> noise,</w:t>
+      </w:r>
+      <w:r>
+        <w:br/>
+      </w:r>
+      <w:r>
+        <w:rPr>
+          <w:rStyle w:val="NormalTok"/>
+        </w:rPr>
+        <w:t xml:space="preserve">  </w:t>
+      </w:r>
+      <w:r>
+        <w:rPr>
+          <w:rStyle w:val="AttributeTok"/>
+        </w:rPr>
+        <w:t xml:space="preserve">strata =</w:t>
+      </w:r>
+      <w:r>
+        <w:rPr>
+          <w:rStyle w:val="NormalTok"/>
+        </w:rPr>
+        <w:t xml:space="preserve"> </w:t>
+      </w:r>
+      <w:r>
+        <w:rPr>
+          <w:rStyle w:val="FunctionTok"/>
+        </w:rPr>
+        <w:t xml:space="preserve">c</w:t>
+      </w:r>
+      <w:r>
+        <w:rPr>
+          <w:rStyle w:val="NormalTok"/>
+        </w:rPr>
+        <w:t xml:space="preserve">(</w:t>
+      </w:r>
+      <w:r>
+        <w:rPr>
+          <w:rStyle w:val="StringTok"/>
+        </w:rPr>
+        <w:t xml:space="preserve">"Country"</w:t>
+      </w:r>
+      <w:r>
+        <w:rPr>
+          <w:rStyle w:val="NormalTok"/>
+        </w:rPr>
+        <w:t xml:space="preserve">, </w:t>
+      </w:r>
+      <w:r>
+        <w:rPr>
+          <w:rStyle w:val="StringTok"/>
+        </w:rPr>
+        <w:t xml:space="preserve">"ageCat"</w:t>
+      </w:r>
+      <w:r>
+        <w:rPr>
+          <w:rStyle w:val="NormalTok"/>
+        </w:rPr>
+        <w:t xml:space="preserve">),</w:t>
+      </w:r>
+      <w:r>
+        <w:br/>
+      </w:r>
+      <w:r>
+        <w:rPr>
+          <w:rStyle w:val="NormalTok"/>
+        </w:rPr>
+        <w:t xml:space="preserve">  </w:t>
+      </w:r>
+      <w:r>
+        <w:rPr>
+          <w:rStyle w:val="AttributeTok"/>
+        </w:rPr>
+        <w:t xml:space="preserve">antigen_isos =</w:t>
+      </w:r>
+      <w:r>
+        <w:rPr>
+          <w:rStyle w:val="NormalTok"/>
+        </w:rPr>
+        <w:t xml:space="preserve"> </w:t>
+      </w:r>
+      <w:r>
+        <w:rPr>
+          <w:rStyle w:val="FunctionTok"/>
+        </w:rPr>
+        <w:t xml:space="preserve">c</w:t>
+      </w:r>
+      <w:r>
+        <w:rPr>
+          <w:rStyle w:val="NormalTok"/>
+        </w:rPr>
+        <w:t xml:space="preserve">(</w:t>
+      </w:r>
+      <w:r>
+        <w:rPr>
+          <w:rStyle w:val="StringTok"/>
+        </w:rPr>
+        <w:t xml:space="preserve">"HlyE_IgG"</w:t>
+      </w:r>
+      <w:r>
+        <w:rPr>
+          <w:rStyle w:val="NormalTok"/>
+        </w:rPr>
+        <w:t xml:space="preserve">, </w:t>
+      </w:r>
+      <w:r>
+        <w:rPr>
+          <w:rStyle w:val="StringTok"/>
+        </w:rPr>
+        <w:t xml:space="preserve">"HlyE_IgA"</w:t>
+      </w:r>
+      <w:r>
+        <w:rPr>
+          <w:rStyle w:val="NormalTok"/>
+        </w:rPr>
+        <w:t xml:space="preserve">)</w:t>
+      </w:r>
+      <w:r>
+        <w:br/>
+      </w:r>
+      <w:r>
+        <w:rPr>
+          <w:rStyle w:val="NormalTok"/>
+        </w:rPr>
+        <w:t xml:space="preserve">)</w:t>
+      </w:r>
+      <w:r>
+        <w:br/>
+      </w:r>
+      <w:r>
+        <w:br/>
+      </w:r>
+      <w:r>
+        <w:rPr>
+          <w:rStyle w:val="FunctionTok"/>
+        </w:rPr>
+        <w:t xml:space="preserve">summary</w:t>
+      </w:r>
+      <w:r>
+        <w:rPr>
+          <w:rStyle w:val="NormalTok"/>
+        </w:rPr>
+        <w:t xml:space="preserve">(est)</w:t>
+      </w:r>
+    </w:p>
+    <w:p>
+      <w:pPr>
+        <w:pStyle w:val="FirstParagraph"/>
       </w:pPr>
       <w:r>
         <w:t xml:space="preserve">Stratifying this way also makes the constant-and-homogeneous-incidence</w:t>

--- a/pr-preview/pr-635/vignettes/methodology.docx
+++ b/pr-preview/pr-635/vignettes/methodology.docx
@@ -932,204 +932,304 @@
         <w:t xml:space="preserve">2.3 Defining incidence</w:t>
       </w:r>
     </w:p>
-    <w:bookmarkStart w:id="34" w:name="def-incidence"/>
-    <w:p>
-      <w:pPr>
-        <w:pStyle w:val="FirstParagraph"/>
-      </w:pPr>
-      <w:r>
-        <w:rPr>
-          <w:b/>
-          <w:bCs/>
-        </w:rPr>
-        <w:t xml:space="preserve">Definition 1 (Population incidence rate)</w:t>
-      </w:r>
-      <w:r>
-        <w:t xml:space="preserve"> </w:t>
-      </w:r>
-      <w:r>
-        <w:t xml:space="preserve">The</w:t>
-      </w:r>
-      <w:r>
-        <w:t xml:space="preserve"> </w:t>
-      </w:r>
-      <w:r>
-        <w:rPr>
-          <w:b/>
-          <w:bCs/>
-        </w:rPr>
-        <w:t xml:space="preserve">incidence rate</w:t>
-      </w:r>
-      <w:r>
-        <w:t xml:space="preserve"> </w:t>
-      </w:r>
-      <w:r>
-        <w:t xml:space="preserve">of a disease over a</w:t>
-      </w:r>
-      <w:r>
-        <w:t xml:space="preserve"> </w:t>
-      </w:r>
-      <w:r>
-        <w:rPr>
-          <w:b/>
-          <w:bCs/>
-        </w:rPr>
-        <w:t xml:space="preserve">specific time period</w:t>
-      </w:r>
-      <w:r>
-        <w:t xml:space="preserve"> </w:t>
-      </w:r>
-      <w:r>
-        <w:t xml:space="preserve">is</w:t>
-      </w:r>
-      <w:r>
-        <w:t xml:space="preserve"> </w:t>
-      </w:r>
-      <w:r>
-        <w:t xml:space="preserve">the rate at which individuals in a population are</w:t>
-      </w:r>
-      <w:r>
-        <w:t xml:space="preserve"> </w:t>
-      </w:r>
-      <w:r>
-        <w:rPr>
-          <w:i/>
-          <w:iCs/>
-        </w:rPr>
-        <w:t xml:space="preserve">acquiring</w:t>
-      </w:r>
-      <w:r>
-        <w:t xml:space="preserve"> </w:t>
-      </w:r>
-      <w:r>
-        <w:t xml:space="preserve">the disease</w:t>
-      </w:r>
-      <w:r>
-        <w:t xml:space="preserve"> </w:t>
-      </w:r>
-      <w:r>
-        <w:t xml:space="preserve">during that time period</w:t>
-      </w:r>
-      <w:r>
-        <w:t xml:space="preserve"> </w:t>
-      </w:r>
-      <w:r>
-        <w:t xml:space="preserve">(Noordzij et al. 2010)</w:t>
-      </w:r>
-      <w:r>
-        <w:t xml:space="preserve">.</w:t>
-      </w:r>
-    </w:p>
-    <w:bookmarkEnd w:id="34"/>
-    <w:bookmarkStart w:id="35" w:name="exm-incidence-rate"/>
-    <w:p>
-      <w:pPr>
-        <w:pStyle w:val="BodyText"/>
-      </w:pPr>
-      <w:r>
-        <w:rPr>
-          <w:b/>
-          <w:bCs/>
-        </w:rPr>
-        <w:t xml:space="preserve">Example 1 (Population incidence rate)</w:t>
-      </w:r>
-      <w:r>
-        <w:t xml:space="preserve"> </w:t>
-      </w:r>
-      <w:r>
-        <w:t xml:space="preserve">If there are</w:t>
-      </w:r>
-      <w:r>
-        <w:t xml:space="preserve"> </w:t>
-      </w:r>
-      <w:r>
-        <w:rPr>
-          <w:b/>
-          <w:bCs/>
-        </w:rPr>
-        <w:t xml:space="preserve">10 new cases</w:t>
-      </w:r>
-      <w:r>
-        <w:t xml:space="preserve"> </w:t>
-      </w:r>
-      <w:r>
-        <w:t xml:space="preserve">of typhoid</w:t>
-      </w:r>
-      <w:r>
-        <w:t xml:space="preserve"> </w:t>
-      </w:r>
-      <w:r>
-        <w:t xml:space="preserve">in a population of</w:t>
-      </w:r>
-      <w:r>
-        <w:t xml:space="preserve"> </w:t>
-      </w:r>
-      <w:r>
-        <w:rPr>
-          <w:b/>
-          <w:bCs/>
-        </w:rPr>
-        <w:t xml:space="preserve">1000 persons</w:t>
-      </w:r>
-      <w:r>
-        <w:t xml:space="preserve"> </w:t>
-      </w:r>
-      <w:r>
-        <w:t xml:space="preserve">during a</w:t>
-      </w:r>
-      <w:r>
-        <w:t xml:space="preserve"> </w:t>
-      </w:r>
-      <w:r>
-        <w:rPr>
-          <w:b/>
-          <w:bCs/>
-        </w:rPr>
-        <w:t xml:space="preserve">one month</w:t>
-      </w:r>
-      <w:r>
-        <w:t xml:space="preserve"> </w:t>
-      </w:r>
-      <w:r>
-        <w:t xml:space="preserve">time period,</w:t>
-      </w:r>
-      <w:r>
-        <w:t xml:space="preserve"> </w:t>
-      </w:r>
-      <w:r>
-        <w:t xml:space="preserve">then the</w:t>
-      </w:r>
-      <w:r>
-        <w:t xml:space="preserve"> </w:t>
-      </w:r>
-      <w:r>
-        <w:rPr>
-          <w:b/>
-          <w:bCs/>
-        </w:rPr>
-        <w:t xml:space="preserve">incidence rate</w:t>
-      </w:r>
-      <w:r>
-        <w:t xml:space="preserve"> </w:t>
-      </w:r>
-      <w:r>
-        <w:t xml:space="preserve">for that time period is</w:t>
-      </w:r>
-      <w:r>
-        <w:t xml:space="preserve"> </w:t>
-      </w:r>
-      <w:r>
-        <w:rPr>
-          <w:b/>
-          <w:bCs/>
-        </w:rPr>
-        <w:t xml:space="preserve">10 new cases per 1000 persons per month</w:t>
-      </w:r>
-      <w:r>
-        <w:t xml:space="preserve">.</w:t>
-      </w:r>
-    </w:p>
-    <w:bookmarkEnd w:id="35"/>
+    <w:tbl>
+      <w:tblPr>
+        <w:tblStyle w:val="Table"/>
+        <w:tblInd w:w="164" w:type="dxa"/>
+        <w:tblBorders>
+          <w:left w:val="single" w:sz="24" w:space="0" w:color="909090"/>
+        </w:tblBorders>
+        <w:tblCellMar>
+          <w:left w:w="0" w:type="dxa"/>
+          <w:right w:w="0" w:type="dxa"/>
+        </w:tblCellMar>
+        <w:tblLook w:firstRow="0" w:lastRow="0" w:firstColumn="0" w:lastColumn="0" w:noHBand="0" w:noVBand="0" w:val="0000"/>
+      </w:tblPr>
+      <w:tblGrid>
+        <w:gridCol w:w="7920"/>
+      </w:tblGrid>
+      <w:tr>
+        <w:trPr>
+          <w:cantSplit/>
+        </w:trPr>
+        <w:tc>
+          <w:tcPr>
+            <w:tcMar>
+              <w:left w:w="144" w:type="dxa"/>
+            </w:tcMar>
+          </w:tcPr>
+          <w:p>
+            <w:pPr>
+              <w:pStyle w:val="FirstParagraph"/>
+            </w:pPr>
+            <w:pPr>
+              <w:spacing w:before="16" w:after="64"/>
+            </w:pPr>
+            <w:r>
+              <w:rPr>
+                <w:b/>
+                <w:bCs/>
+              </w:rPr>
+              <w:t xml:space="preserve">Definition (Population incidence rate)</w:t>
+            </w:r>
+          </w:p>
+          <w:bookmarkStart w:id="34" w:name="def-incidence"/>
+          <w:p>
+            <w:pPr>
+              <w:pStyle w:val="BodyText"/>
+            </w:pPr>
+            <w:r>
+              <w:rPr>
+                <w:b/>
+                <w:bCs/>
+              </w:rPr>
+              <w:t xml:space="preserve">Definition 1 (Population incidence rate)</w:t>
+            </w:r>
+            <w:r>
+              <w:t xml:space="preserve"> </w:t>
+            </w:r>
+            <w:r>
+              <w:t xml:space="preserve">The</w:t>
+            </w:r>
+            <w:r>
+              <w:t xml:space="preserve"> </w:t>
+            </w:r>
+            <w:r>
+              <w:rPr>
+                <w:b/>
+                <w:bCs/>
+              </w:rPr>
+              <w:t xml:space="preserve">incidence rate</w:t>
+            </w:r>
+            <w:r>
+              <w:t xml:space="preserve"> </w:t>
+            </w:r>
+            <w:r>
+              <w:t xml:space="preserve">of a disease over a</w:t>
+            </w:r>
+            <w:r>
+              <w:t xml:space="preserve"> </w:t>
+            </w:r>
+            <w:r>
+              <w:rPr>
+                <w:b/>
+                <w:bCs/>
+              </w:rPr>
+              <w:t xml:space="preserve">specific time period</w:t>
+            </w:r>
+            <w:r>
+              <w:t xml:space="preserve"> </w:t>
+            </w:r>
+            <w:r>
+              <w:t xml:space="preserve">is</w:t>
+            </w:r>
+            <w:r>
+              <w:t xml:space="preserve"> </w:t>
+            </w:r>
+            <w:r>
+              <w:t xml:space="preserve">the rate at which individuals in a population are</w:t>
+            </w:r>
+            <w:r>
+              <w:t xml:space="preserve"> </w:t>
+            </w:r>
+            <w:r>
+              <w:rPr>
+                <w:i/>
+                <w:iCs/>
+              </w:rPr>
+              <w:t xml:space="preserve">acquiring</w:t>
+            </w:r>
+            <w:r>
+              <w:t xml:space="preserve"> </w:t>
+            </w:r>
+            <w:r>
+              <w:t xml:space="preserve">the disease</w:t>
+            </w:r>
+            <w:r>
+              <w:t xml:space="preserve"> </w:t>
+            </w:r>
+            <w:r>
+              <w:t xml:space="preserve">during that time period</w:t>
+            </w:r>
+            <w:r>
+              <w:t xml:space="preserve"> </w:t>
+            </w:r>
+            <w:r>
+              <w:t xml:space="preserve">(Noordzij et al. 2010)</w:t>
+            </w:r>
+            <w:r>
+              <w:t xml:space="preserve">.</w:t>
+            </w:r>
+          </w:p>
+          <w:bookmarkEnd w:id="34"/>
+        </w:tc>
+      </w:tr>
+    </w:tbl>
+    <w:tbl>
+      <w:tblPr>
+        <w:tblStyle w:val="Table"/>
+        <w:tblLook w:firstRow="0" w:lastRow="0" w:firstColumn="0" w:lastColumn="0" w:noHBand="0" w:noVBand="0" w:val="0000"/>
+        <w:tblBorders>
+          <w:top w:val="single" w:sz="4" w:space="0" w:color="909090"/>
+          <w:left w:val="single" w:sz="24" w:space="0" w:color="909090"/>
+          <w:bottom w:val="single" w:sz="4" w:space="0" w:color="909090"/>
+          <w:right w:val="single" w:sz="4" w:space="0" w:color="909090"/>
+        </w:tblBorders>
+        <w:tblCellMar>
+          <w:left w:w="144" w:type="dxa"/>
+          <w:right w:w="144" w:type="dxa"/>
+        </w:tblCellMar>
+        <w:tblLook w:firstRow="0" w:lastRow="0" w:firstColumn="0" w:lastColumn="0" w:noHBand="0" w:noVBand="0" w:val="0000"/>
+      </w:tblPr>
+      <w:tr>
+        <w:trPr>
+          <w:cantSplit/>
+        </w:trPr>
+        <w:tc>
+          <w:tcPr>
+            <w:shd w:color="auto" w:fill="e6e6e6" w:val="clear"/>
+            <w:tcMar>
+              <w:top w:w="92" w:type="dxa"/>
+              <w:bottom w:w="92" w:type="dxa"/>
+            </w:tcMar>
+          </w:tcPr>
+          <w:p>
+            <w:pPr>
+              <w:pStyle w:val="BodyText"/>
+            </w:pPr>
+            <w:pPr>
+              <w:spacing w:before="16" w:after="16"/>
+            </w:pPr>
+            <w:r>
+              <w:t xml:space="preserve">Example (Population incidence rate)</w:t>
+            </w:r>
+          </w:p>
+        </w:tc>
+      </w:tr>
+      <w:tr>
+        <w:trPr>
+          <w:cantSplit/>
+        </w:trPr>
+        <w:tc>
+          <w:tcPr>
+            <w:tcMar>
+              <w:top w:w="108" w:type="dxa"/>
+              <w:bottom w:w="108" w:type="dxa"/>
+            </w:tcMar>
+          </w:tcPr>
+          <w:bookmarkStart w:id="35" w:name="exm-incidence-rate"/>
+          <w:p>
+            <w:pPr>
+              <w:pStyle w:val="BodyText"/>
+            </w:pPr>
+            <w:r>
+              <w:rPr>
+                <w:b/>
+                <w:bCs/>
+              </w:rPr>
+              <w:t xml:space="preserve">Example 1 (Population incidence rate)</w:t>
+            </w:r>
+            <w:r>
+              <w:t xml:space="preserve"> </w:t>
+            </w:r>
+            <w:r>
+              <w:t xml:space="preserve">If there are</w:t>
+            </w:r>
+            <w:r>
+              <w:t xml:space="preserve"> </w:t>
+            </w:r>
+            <w:r>
+              <w:rPr>
+                <w:b/>
+                <w:bCs/>
+              </w:rPr>
+              <w:t xml:space="preserve">10 new cases</w:t>
+            </w:r>
+            <w:r>
+              <w:t xml:space="preserve"> </w:t>
+            </w:r>
+            <w:r>
+              <w:t xml:space="preserve">of typhoid</w:t>
+            </w:r>
+            <w:r>
+              <w:t xml:space="preserve"> </w:t>
+            </w:r>
+            <w:r>
+              <w:t xml:space="preserve">in a population of</w:t>
+            </w:r>
+            <w:r>
+              <w:t xml:space="preserve"> </w:t>
+            </w:r>
+            <w:r>
+              <w:rPr>
+                <w:b/>
+                <w:bCs/>
+              </w:rPr>
+              <w:t xml:space="preserve">1000 persons</w:t>
+            </w:r>
+            <w:r>
+              <w:t xml:space="preserve"> </w:t>
+            </w:r>
+            <w:r>
+              <w:t xml:space="preserve">during a</w:t>
+            </w:r>
+            <w:r>
+              <w:t xml:space="preserve"> </w:t>
+            </w:r>
+            <w:r>
+              <w:rPr>
+                <w:b/>
+                <w:bCs/>
+              </w:rPr>
+              <w:t xml:space="preserve">one month</w:t>
+            </w:r>
+            <w:r>
+              <w:t xml:space="preserve"> </w:t>
+            </w:r>
+            <w:r>
+              <w:t xml:space="preserve">time period,</w:t>
+            </w:r>
+            <w:r>
+              <w:t xml:space="preserve"> </w:t>
+            </w:r>
+            <w:r>
+              <w:t xml:space="preserve">then the</w:t>
+            </w:r>
+            <w:r>
+              <w:t xml:space="preserve"> </w:t>
+            </w:r>
+            <w:r>
+              <w:rPr>
+                <w:b/>
+                <w:bCs/>
+              </w:rPr>
+              <w:t xml:space="preserve">incidence rate</w:t>
+            </w:r>
+            <w:r>
+              <w:t xml:space="preserve"> </w:t>
+            </w:r>
+            <w:r>
+              <w:t xml:space="preserve">for that time period is</w:t>
+            </w:r>
+            <w:r>
+              <w:t xml:space="preserve"> </w:t>
+            </w:r>
+            <w:r>
+              <w:rPr>
+                <w:b/>
+                <w:bCs/>
+              </w:rPr>
+              <w:t xml:space="preserve">10 new cases per 1000 persons per month</w:t>
+            </w:r>
+            <w:r>
+              <w:t xml:space="preserve">.</w:t>
+            </w:r>
+          </w:p>
+          <w:bookmarkEnd w:id="35"/>
+          <w:p/>
+        </w:tc>
+      </w:tr>
+    </w:tbl>
     <w:bookmarkEnd w:id="36"/>
     <w:bookmarkStart w:id="37" w:name="mathematical-definition-of-incidence"/>
     <w:p>
